--- a/Projects/Project_Report.docx
+++ b/Projects/Project_Report.docx
@@ -2708,8 +2708,6 @@
         </w:rPr>
         <w:t xml:space="preserve">Mrs. </w:t>
       </w:r>
-      <w:bookmarkStart w:id="0" w:name="_GoBack"/>
-      <w:bookmarkEnd w:id="0"/>
       <w:proofErr w:type="spellStart"/>
       <w:r>
         <w:rPr>
@@ -4865,22 +4863,42 @@
       <w:pPr>
         <w:spacing w:after="120" w:line="276" w:lineRule="auto"/>
         <w:jc w:val="both"/>
-      </w:pPr>
-      <w:r>
+        <w:rPr>
+          <w:rFonts w:ascii="Times New Roman" w:hAnsi="Times New Roman" w:cs="Times New Roman"/>
+          <w:sz w:val="24"/>
+          <w:szCs w:val="24"/>
+        </w:rPr>
+      </w:pPr>
+      <w:r>
+        <w:rPr>
+          <w:rFonts w:ascii="Times New Roman" w:hAnsi="Times New Roman" w:cs="Times New Roman"/>
+          <w:sz w:val="24"/>
+          <w:szCs w:val="24"/>
+        </w:rPr>
         <w:t xml:space="preserve">World-Level Plagiarism Checker is a Java-based document comparison system developed as a Data Structures and Algorithms -3 project. The system allows a user to upload one student document and multiple reference documents in TXT, PDF, or DOCX format and produces a ranked similarity report for each reference. Apache </w:t>
       </w:r>
       <w:proofErr w:type="spellStart"/>
       <w:r>
+        <w:rPr>
+          <w:rFonts w:ascii="Times New Roman" w:hAnsi="Times New Roman" w:cs="Times New Roman"/>
+          <w:sz w:val="24"/>
+          <w:szCs w:val="24"/>
+        </w:rPr>
         <w:t>Tika</w:t>
       </w:r>
       <w:proofErr w:type="spellEnd"/>
       <w:r>
+        <w:rPr>
+          <w:rFonts w:ascii="Times New Roman" w:hAnsi="Times New Roman" w:cs="Times New Roman"/>
+          <w:sz w:val="24"/>
+          <w:szCs w:val="24"/>
+        </w:rPr>
         <w:t xml:space="preserve"> is used to extract text from supported document formats, after which the existing Java DSA engine processes the extracted content. The project applies custom data structures including linked lists, hash sets, hash tables, and a max heap, together with algorithms such as Rabin-Karp string matching, Longest Common Subsequence (LCS), edit distance, Jaccard similarity, and synonym-based comparison. The system classifies comparisons into Exact Match, Reordered Words, Possible Paraphrase, Partial Similarity, and Low / No Match. A synonym dictionary is loaded from a local corpus to support paraphrase-oriented comparisons. The project is exposed through a Spring Boot web application with a simple browser interface, validation, structured error handling, and support for multiple reference uploads. Testing confirmed successful processing of TXT, PDF, and DOCX files, multiple references, synonym-based paraphrase detection, exact matching, and reordered-word classification. The project demonstrates how core DSA concepts can be integrated into a practical document-analysis application while keeping the detection engine independent from the web layer.</w:t>
       </w:r>
     </w:p>
     <w:p>
       <w:pPr>
-        <w:spacing w:before="100" w:beforeAutospacing="1" w:after="100" w:afterAutospacing="1"/>
+        <w:spacing w:before="100" w:beforeAutospacing="1" w:after="100" w:afterAutospacing="1" w:line="276" w:lineRule="auto"/>
         <w:rPr>
           <w:b/>
           <w:bCs/>
@@ -4938,7 +4956,7 @@
     </w:p>
     <w:p>
       <w:pPr>
-        <w:spacing w:before="100" w:beforeAutospacing="1" w:after="100" w:afterAutospacing="1"/>
+        <w:spacing w:before="100" w:beforeAutospacing="1" w:after="100" w:afterAutospacing="1" w:line="276" w:lineRule="auto"/>
         <w:rPr>
           <w:b/>
           <w:bCs/>
@@ -5066,6 +5084,7 @@
     </w:p>
     <w:p>
       <w:pPr>
+        <w:spacing w:line="276" w:lineRule="auto"/>
         <w:rPr>
           <w:rFonts w:ascii="Times New Roman" w:eastAsia="Times New Roman" w:hAnsi="Times New Roman" w:cs="Times New Roman"/>
           <w:kern w:val="0"/>
@@ -5087,7 +5106,7 @@
     </w:p>
     <w:p>
       <w:pPr>
-        <w:spacing w:after="0" w:line="240" w:lineRule="auto"/>
+        <w:spacing w:after="0" w:line="276" w:lineRule="auto"/>
         <w:jc w:val="center"/>
         <w:rPr>
           <w:rFonts w:ascii="Times New Roman" w:eastAsia="Times New Roman" w:hAnsi="Times New Roman" w:cs="Times New Roman"/>
@@ -5108,7 +5127,7 @@
           <w:ilvl w:val="0"/>
           <w:numId w:val="33"/>
         </w:numPr>
-        <w:spacing w:after="0" w:line="240" w:lineRule="auto"/>
+        <w:spacing w:after="0" w:line="276" w:lineRule="auto"/>
         <w:jc w:val="center"/>
         <w:rPr>
           <w:rFonts w:ascii="Times New Roman" w:eastAsia="Times New Roman" w:hAnsi="Times New Roman" w:cs="Times New Roman"/>
@@ -5134,7 +5153,7 @@
     </w:p>
     <w:p>
       <w:pPr>
-        <w:spacing w:after="0" w:line="240" w:lineRule="auto"/>
+        <w:spacing w:after="0" w:line="276" w:lineRule="auto"/>
         <w:jc w:val="both"/>
         <w:rPr>
           <w:rFonts w:ascii="Times New Roman" w:eastAsia="Times New Roman" w:hAnsi="Times New Roman" w:cs="Times New Roman"/>
@@ -5145,13 +5164,27 @@
         </w:rPr>
       </w:pPr>
     </w:p>
-    <w:p/>
+    <w:p>
+      <w:pPr>
+        <w:spacing w:line="276" w:lineRule="auto"/>
+      </w:pPr>
+    </w:p>
     <w:p>
       <w:pPr>
         <w:spacing w:after="120" w:line="276" w:lineRule="auto"/>
         <w:jc w:val="both"/>
-      </w:pPr>
-      <w:r>
+        <w:rPr>
+          <w:rFonts w:ascii="Times New Roman" w:hAnsi="Times New Roman" w:cs="Times New Roman"/>
+          <w:sz w:val="24"/>
+          <w:szCs w:val="24"/>
+        </w:rPr>
+      </w:pPr>
+      <w:r>
+        <w:rPr>
+          <w:rFonts w:ascii="Times New Roman" w:hAnsi="Times New Roman" w:cs="Times New Roman"/>
+          <w:sz w:val="24"/>
+          <w:szCs w:val="24"/>
+        </w:rPr>
         <w:t>Plagiarism checking is the process of identifying similarities between a submitted document and one or more reference documents. In academic environments, a useful checker should not only identify identical text but should also provide an understandable indication of reordered or paraphrased content.</w:t>
       </w:r>
     </w:p>
@@ -5159,14 +5192,29 @@
       <w:pPr>
         <w:spacing w:after="120" w:line="276" w:lineRule="auto"/>
         <w:jc w:val="both"/>
+        <w:rPr>
+          <w:rFonts w:ascii="Times New Roman" w:hAnsi="Times New Roman" w:cs="Times New Roman"/>
+          <w:sz w:val="24"/>
+          <w:szCs w:val="24"/>
+        </w:rPr>
       </w:pPr>
     </w:p>
     <w:p>
       <w:pPr>
         <w:spacing w:after="120" w:line="276" w:lineRule="auto"/>
         <w:jc w:val="both"/>
-      </w:pPr>
-      <w:r>
+        <w:rPr>
+          <w:rFonts w:ascii="Times New Roman" w:hAnsi="Times New Roman" w:cs="Times New Roman"/>
+          <w:sz w:val="24"/>
+          <w:szCs w:val="24"/>
+        </w:rPr>
+      </w:pPr>
+      <w:r>
+        <w:rPr>
+          <w:rFonts w:ascii="Times New Roman" w:hAnsi="Times New Roman" w:cs="Times New Roman"/>
+          <w:sz w:val="24"/>
+          <w:szCs w:val="24"/>
+        </w:rPr>
         <w:t>The World-Level Plagiarism Checker was developed to demonstrate how Data Structures and Algorithms can be applied to this problem. Instead of depending entirely on an external plagiarism service, the project uses an existing Java DSA engine that performs document processing and similarity analysis locally.</w:t>
       </w:r>
     </w:p>
@@ -5174,22 +5222,47 @@
       <w:pPr>
         <w:spacing w:after="120" w:line="276" w:lineRule="auto"/>
         <w:jc w:val="both"/>
+        <w:rPr>
+          <w:rFonts w:ascii="Times New Roman" w:hAnsi="Times New Roman" w:cs="Times New Roman"/>
+          <w:sz w:val="24"/>
+          <w:szCs w:val="24"/>
+        </w:rPr>
       </w:pPr>
     </w:p>
     <w:p>
       <w:pPr>
         <w:spacing w:after="120" w:line="276" w:lineRule="auto"/>
         <w:jc w:val="both"/>
-      </w:pPr>
-      <w:r>
+        <w:rPr>
+          <w:rFonts w:ascii="Times New Roman" w:hAnsi="Times New Roman" w:cs="Times New Roman"/>
+          <w:sz w:val="24"/>
+          <w:szCs w:val="24"/>
+        </w:rPr>
+      </w:pPr>
+      <w:r>
+        <w:rPr>
+          <w:rFonts w:ascii="Times New Roman" w:hAnsi="Times New Roman" w:cs="Times New Roman"/>
+          <w:sz w:val="24"/>
+          <w:szCs w:val="24"/>
+        </w:rPr>
         <w:t xml:space="preserve">The system accepts a student document and multiple reference documents. Apache </w:t>
       </w:r>
       <w:proofErr w:type="spellStart"/>
       <w:r>
+        <w:rPr>
+          <w:rFonts w:ascii="Times New Roman" w:hAnsi="Times New Roman" w:cs="Times New Roman"/>
+          <w:sz w:val="24"/>
+          <w:szCs w:val="24"/>
+        </w:rPr>
         <w:t>Tika</w:t>
       </w:r>
       <w:proofErr w:type="spellEnd"/>
       <w:r>
+        <w:rPr>
+          <w:rFonts w:ascii="Times New Roman" w:hAnsi="Times New Roman" w:cs="Times New Roman"/>
+          <w:sz w:val="24"/>
+          <w:szCs w:val="24"/>
+        </w:rPr>
         <w:t xml:space="preserve"> extracts text from TXT, PDF, and DOCX files. The extracted text is normalized and tokenized before being analyzed by the plagiarism engine. Rabin-Karp is used for exact sentence matching, while LCS and Jaccard-based calculations support similarity and reordered-word analysis. Edit-distance and synonym-related logic contribute to broader comparison and paraphrase detection.</w:t>
       </w:r>
     </w:p>
@@ -5197,32 +5270,88 @@
       <w:pPr>
         <w:spacing w:after="120" w:line="276" w:lineRule="auto"/>
         <w:jc w:val="both"/>
+        <w:rPr>
+          <w:rFonts w:ascii="Times New Roman" w:hAnsi="Times New Roman" w:cs="Times New Roman"/>
+          <w:sz w:val="24"/>
+          <w:szCs w:val="24"/>
+        </w:rPr>
       </w:pPr>
     </w:p>
     <w:p>
       <w:pPr>
         <w:spacing w:after="120" w:line="276" w:lineRule="auto"/>
         <w:jc w:val="both"/>
-      </w:pPr>
-      <w:r>
+        <w:rPr>
+          <w:rFonts w:ascii="Times New Roman" w:hAnsi="Times New Roman" w:cs="Times New Roman"/>
+          <w:sz w:val="24"/>
+          <w:szCs w:val="24"/>
+        </w:rPr>
+      </w:pPr>
+      <w:r>
+        <w:rPr>
+          <w:rFonts w:ascii="Times New Roman" w:hAnsi="Times New Roman" w:cs="Times New Roman"/>
+          <w:sz w:val="24"/>
+          <w:szCs w:val="24"/>
+        </w:rPr>
         <w:t>The web layer is implemented using Spring Boot. It provides file-upload endpoints, validation, structured error responses, and a browser-based interface that displays similarity percentages, match classifications, and evidence snippets.</w:t>
       </w:r>
     </w:p>
     <w:p>
       <w:pPr>
+        <w:spacing w:line="276" w:lineRule="auto"/>
         <w:jc w:val="both"/>
       </w:pPr>
     </w:p>
-    <w:p/>
-    <w:p/>
-    <w:p/>
-    <w:p/>
-    <w:p/>
-    <w:p/>
-    <w:p/>
-    <w:p/>
-    <w:p/>
-    <w:p/>
+    <w:p>
+      <w:pPr>
+        <w:spacing w:line="276" w:lineRule="auto"/>
+      </w:pPr>
+    </w:p>
+    <w:p>
+      <w:pPr>
+        <w:spacing w:line="276" w:lineRule="auto"/>
+      </w:pPr>
+    </w:p>
+    <w:p>
+      <w:pPr>
+        <w:spacing w:line="276" w:lineRule="auto"/>
+      </w:pPr>
+    </w:p>
+    <w:p>
+      <w:pPr>
+        <w:spacing w:line="276" w:lineRule="auto"/>
+      </w:pPr>
+    </w:p>
+    <w:p>
+      <w:pPr>
+        <w:spacing w:line="276" w:lineRule="auto"/>
+      </w:pPr>
+    </w:p>
+    <w:p>
+      <w:pPr>
+        <w:spacing w:line="276" w:lineRule="auto"/>
+      </w:pPr>
+    </w:p>
+    <w:p>
+      <w:pPr>
+        <w:spacing w:line="276" w:lineRule="auto"/>
+      </w:pPr>
+    </w:p>
+    <w:p>
+      <w:pPr>
+        <w:spacing w:line="276" w:lineRule="auto"/>
+      </w:pPr>
+    </w:p>
+    <w:p>
+      <w:pPr>
+        <w:spacing w:line="276" w:lineRule="auto"/>
+      </w:pPr>
+    </w:p>
+    <w:p>
+      <w:pPr>
+        <w:spacing w:line="276" w:lineRule="auto"/>
+      </w:pPr>
+    </w:p>
     <w:p>
       <w:pPr>
         <w:pStyle w:val="ListParagraph"/>
@@ -5230,6 +5359,7 @@
           <w:ilvl w:val="0"/>
           <w:numId w:val="33"/>
         </w:numPr>
+        <w:spacing w:line="276" w:lineRule="auto"/>
         <w:jc w:val="center"/>
         <w:rPr>
           <w:rFonts w:ascii="Times New Roman" w:hAnsi="Times New Roman" w:cs="Times New Roman"/>
@@ -5247,19 +5377,19 @@
           <w:sz w:val="36"/>
           <w:szCs w:val="36"/>
         </w:rPr>
-        <w:lastRenderedPageBreak/>
         <w:t>LITERATURE SURVEY</w:t>
       </w:r>
     </w:p>
     <w:p>
       <w:pPr>
         <w:pStyle w:val="ListParagraph"/>
-        <w:rPr>
-          <w:rFonts w:ascii="Times New Roman" w:hAnsi="Times New Roman" w:cs="Times New Roman"/>
-          <w:b/>
-          <w:bCs/>
-          <w:sz w:val="36"/>
-          <w:szCs w:val="36"/>
+        <w:spacing w:line="276" w:lineRule="auto"/>
+        <w:rPr>
+          <w:rFonts w:ascii="Times New Roman" w:hAnsi="Times New Roman" w:cs="Times New Roman"/>
+          <w:b/>
+          <w:bCs/>
+          <w:sz w:val="24"/>
+          <w:szCs w:val="24"/>
         </w:rPr>
       </w:pPr>
     </w:p>
@@ -5270,27 +5400,53 @@
           <w:ilvl w:val="0"/>
           <w:numId w:val="35"/>
         </w:numPr>
+        <w:spacing w:line="276" w:lineRule="auto"/>
         <w:jc w:val="both"/>
-      </w:pPr>
-      <w:r>
-        <w:rPr>
-          <w:b/>
+        <w:rPr>
+          <w:rFonts w:ascii="Times New Roman" w:hAnsi="Times New Roman" w:cs="Times New Roman"/>
+          <w:sz w:val="24"/>
+          <w:szCs w:val="24"/>
+        </w:rPr>
+      </w:pPr>
+      <w:r>
+        <w:rPr>
+          <w:rFonts w:ascii="Times New Roman" w:hAnsi="Times New Roman" w:cs="Times New Roman"/>
+          <w:b/>
+          <w:sz w:val="24"/>
+          <w:szCs w:val="24"/>
         </w:rPr>
         <w:t xml:space="preserve">Turnitin: </w:t>
       </w:r>
       <w:r>
+        <w:rPr>
+          <w:rFonts w:ascii="Times New Roman" w:hAnsi="Times New Roman" w:cs="Times New Roman"/>
+          <w:sz w:val="24"/>
+          <w:szCs w:val="24"/>
+        </w:rPr>
         <w:t>An established academic similarity-checking platform used to identify overlap between submitted work and reference content. It represents the broader class of systems that generate similarity reports for academic integrity review. This project differs by implementing its comparison engine locally with custom DSA structures and algorithms.</w:t>
       </w:r>
     </w:p>
     <w:p>
       <w:pPr>
         <w:pStyle w:val="ListParagraph"/>
+        <w:spacing w:line="276" w:lineRule="auto"/>
+        <w:rPr>
+          <w:rFonts w:ascii="Times New Roman" w:hAnsi="Times New Roman" w:cs="Times New Roman"/>
+          <w:sz w:val="24"/>
+          <w:szCs w:val="24"/>
+        </w:rPr>
       </w:pPr>
     </w:p>
     <w:p>
       <w:pPr>
         <w:pStyle w:val="ListParagraph"/>
+        <w:spacing w:line="276" w:lineRule="auto"/>
         <w:jc w:val="both"/>
+        <w:rPr>
+          <w:rFonts w:ascii="Times New Roman" w:hAnsi="Times New Roman" w:cs="Times New Roman"/>
+          <w:sz w:val="24"/>
+          <w:szCs w:val="24"/>
+        </w:rPr>
       </w:pPr>
     </w:p>
     <w:p>
@@ -5300,22 +5456,42 @@
           <w:ilvl w:val="0"/>
           <w:numId w:val="35"/>
         </w:numPr>
+        <w:spacing w:line="276" w:lineRule="auto"/>
         <w:jc w:val="both"/>
-      </w:pPr>
-      <w:r>
-        <w:rPr>
-          <w:b/>
+        <w:rPr>
+          <w:rFonts w:ascii="Times New Roman" w:hAnsi="Times New Roman" w:cs="Times New Roman"/>
+          <w:sz w:val="24"/>
+          <w:szCs w:val="24"/>
+        </w:rPr>
+      </w:pPr>
+      <w:r>
+        <w:rPr>
+          <w:rFonts w:ascii="Times New Roman" w:hAnsi="Times New Roman" w:cs="Times New Roman"/>
+          <w:b/>
+          <w:sz w:val="24"/>
+          <w:szCs w:val="24"/>
         </w:rPr>
         <w:t xml:space="preserve">Grammarly Plagiarism Checker: </w:t>
       </w:r>
       <w:r>
+        <w:rPr>
+          <w:rFonts w:ascii="Times New Roman" w:hAnsi="Times New Roman" w:cs="Times New Roman"/>
+          <w:sz w:val="24"/>
+          <w:szCs w:val="24"/>
+        </w:rPr>
         <w:t>Grammarly provides an originality/plagiarism checking feature that compares writing against large collections of online and published content and highlights potential similarities. This demonstrates the value of presenting detected similarities clearly to users. The proposed project provides a simpler educational report with percentage, classification, and evidence.</w:t>
       </w:r>
     </w:p>
     <w:p>
       <w:pPr>
         <w:pStyle w:val="ListParagraph"/>
+        <w:spacing w:line="276" w:lineRule="auto"/>
         <w:jc w:val="both"/>
+        <w:rPr>
+          <w:rFonts w:ascii="Times New Roman" w:hAnsi="Times New Roman" w:cs="Times New Roman"/>
+          <w:sz w:val="24"/>
+          <w:szCs w:val="24"/>
+        </w:rPr>
       </w:pPr>
     </w:p>
     <w:p>
@@ -5325,40 +5501,74 @@
           <w:ilvl w:val="0"/>
           <w:numId w:val="35"/>
         </w:numPr>
+        <w:spacing w:line="276" w:lineRule="auto"/>
         <w:jc w:val="both"/>
+        <w:rPr>
+          <w:rFonts w:ascii="Times New Roman" w:hAnsi="Times New Roman" w:cs="Times New Roman"/>
+          <w:sz w:val="24"/>
+          <w:szCs w:val="24"/>
+        </w:rPr>
       </w:pPr>
       <w:proofErr w:type="spellStart"/>
       <w:r>
         <w:rPr>
-          <w:b/>
+          <w:rFonts w:ascii="Times New Roman" w:hAnsi="Times New Roman" w:cs="Times New Roman"/>
+          <w:b/>
+          <w:sz w:val="24"/>
+          <w:szCs w:val="24"/>
         </w:rPr>
         <w:t>Quetext</w:t>
       </w:r>
       <w:proofErr w:type="spellEnd"/>
       <w:r>
         <w:rPr>
-          <w:b/>
+          <w:rFonts w:ascii="Times New Roman" w:hAnsi="Times New Roman" w:cs="Times New Roman"/>
+          <w:b/>
+          <w:sz w:val="24"/>
+          <w:szCs w:val="24"/>
         </w:rPr>
         <w:t xml:space="preserve">: </w:t>
       </w:r>
       <w:proofErr w:type="spellStart"/>
       <w:r>
+        <w:rPr>
+          <w:rFonts w:ascii="Times New Roman" w:hAnsi="Times New Roman" w:cs="Times New Roman"/>
+          <w:sz w:val="24"/>
+          <w:szCs w:val="24"/>
+        </w:rPr>
         <w:t>Quetext</w:t>
       </w:r>
       <w:proofErr w:type="spellEnd"/>
       <w:r>
+        <w:rPr>
+          <w:rFonts w:ascii="Times New Roman" w:hAnsi="Times New Roman" w:cs="Times New Roman"/>
+          <w:sz w:val="24"/>
+          <w:szCs w:val="24"/>
+        </w:rPr>
         <w:t xml:space="preserve"> describes a checker using contextual analysis, fuzzy matching, and conditional scoring to identify exact and near matches. The proposed project similarly distinguishes types of similarity, but focuses on DSA techniques such as hashing, Rabin-Karp, LCS, Jaccard similarity, and heap-based ranking.</w:t>
       </w:r>
     </w:p>
     <w:p>
       <w:pPr>
         <w:pStyle w:val="ListParagraph"/>
+        <w:spacing w:line="276" w:lineRule="auto"/>
+        <w:rPr>
+          <w:rFonts w:ascii="Times New Roman" w:hAnsi="Times New Roman" w:cs="Times New Roman"/>
+          <w:sz w:val="24"/>
+          <w:szCs w:val="24"/>
+        </w:rPr>
       </w:pPr>
     </w:p>
     <w:p>
       <w:pPr>
         <w:pStyle w:val="ListParagraph"/>
+        <w:spacing w:line="276" w:lineRule="auto"/>
         <w:jc w:val="both"/>
+        <w:rPr>
+          <w:rFonts w:ascii="Times New Roman" w:hAnsi="Times New Roman" w:cs="Times New Roman"/>
+          <w:sz w:val="24"/>
+          <w:szCs w:val="24"/>
+        </w:rPr>
       </w:pPr>
     </w:p>
     <w:p>
@@ -5368,43 +5578,81 @@
           <w:ilvl w:val="0"/>
           <w:numId w:val="35"/>
         </w:numPr>
+        <w:spacing w:line="276" w:lineRule="auto"/>
         <w:jc w:val="both"/>
+        <w:rPr>
+          <w:rFonts w:ascii="Times New Roman" w:hAnsi="Times New Roman" w:cs="Times New Roman"/>
+          <w:sz w:val="24"/>
+          <w:szCs w:val="24"/>
+        </w:rPr>
       </w:pPr>
       <w:proofErr w:type="spellStart"/>
       <w:r>
         <w:rPr>
-          <w:b/>
+          <w:rFonts w:ascii="Times New Roman" w:hAnsi="Times New Roman" w:cs="Times New Roman"/>
+          <w:b/>
+          <w:sz w:val="24"/>
+          <w:szCs w:val="24"/>
         </w:rPr>
         <w:t>Scribbr</w:t>
       </w:r>
       <w:proofErr w:type="spellEnd"/>
       <w:r>
         <w:rPr>
-          <w:b/>
+          <w:rFonts w:ascii="Times New Roman" w:hAnsi="Times New Roman" w:cs="Times New Roman"/>
+          <w:b/>
+          <w:sz w:val="24"/>
+          <w:szCs w:val="24"/>
         </w:rPr>
         <w:t xml:space="preserve">: </w:t>
       </w:r>
       <w:proofErr w:type="spellStart"/>
       <w:r>
+        <w:rPr>
+          <w:rFonts w:ascii="Times New Roman" w:hAnsi="Times New Roman" w:cs="Times New Roman"/>
+          <w:sz w:val="24"/>
+          <w:szCs w:val="24"/>
+        </w:rPr>
         <w:t>Scribbr</w:t>
       </w:r>
       <w:proofErr w:type="spellEnd"/>
       <w:r>
+        <w:rPr>
+          <w:rFonts w:ascii="Times New Roman" w:hAnsi="Times New Roman" w:cs="Times New Roman"/>
+          <w:sz w:val="24"/>
+          <w:szCs w:val="24"/>
+        </w:rPr>
         <w:t xml:space="preserve"> provides document upload and similarity checking with support for common academic document formats and source-oriented similarity reports. This is relevant because the proposed system also accepts document files. Apache </w:t>
       </w:r>
       <w:proofErr w:type="spellStart"/>
       <w:r>
+        <w:rPr>
+          <w:rFonts w:ascii="Times New Roman" w:hAnsi="Times New Roman" w:cs="Times New Roman"/>
+          <w:sz w:val="24"/>
+          <w:szCs w:val="24"/>
+        </w:rPr>
         <w:t>Tika</w:t>
       </w:r>
       <w:proofErr w:type="spellEnd"/>
       <w:r>
+        <w:rPr>
+          <w:rFonts w:ascii="Times New Roman" w:hAnsi="Times New Roman" w:cs="Times New Roman"/>
+          <w:sz w:val="24"/>
+          <w:szCs w:val="24"/>
+        </w:rPr>
         <w:t xml:space="preserve"> extracts the text before the DSA engine performs comparison.</w:t>
       </w:r>
     </w:p>
     <w:p>
       <w:pPr>
         <w:pStyle w:val="ListParagraph"/>
+        <w:spacing w:line="276" w:lineRule="auto"/>
         <w:jc w:val="both"/>
+        <w:rPr>
+          <w:rFonts w:ascii="Times New Roman" w:hAnsi="Times New Roman" w:cs="Times New Roman"/>
+          <w:sz w:val="24"/>
+          <w:szCs w:val="24"/>
+        </w:rPr>
       </w:pPr>
     </w:p>
     <w:p>
@@ -5414,35 +5662,63 @@
           <w:ilvl w:val="0"/>
           <w:numId w:val="35"/>
         </w:numPr>
+        <w:spacing w:line="276" w:lineRule="auto"/>
         <w:jc w:val="both"/>
+        <w:rPr>
+          <w:rFonts w:ascii="Times New Roman" w:hAnsi="Times New Roman" w:cs="Times New Roman"/>
+          <w:sz w:val="24"/>
+          <w:szCs w:val="24"/>
+        </w:rPr>
       </w:pPr>
       <w:proofErr w:type="spellStart"/>
       <w:r>
         <w:rPr>
-          <w:b/>
+          <w:rFonts w:ascii="Times New Roman" w:hAnsi="Times New Roman" w:cs="Times New Roman"/>
+          <w:b/>
+          <w:sz w:val="24"/>
+          <w:szCs w:val="24"/>
         </w:rPr>
         <w:t>Copyleaks</w:t>
       </w:r>
       <w:proofErr w:type="spellEnd"/>
       <w:r>
         <w:rPr>
-          <w:b/>
+          <w:rFonts w:ascii="Times New Roman" w:hAnsi="Times New Roman" w:cs="Times New Roman"/>
+          <w:b/>
+          <w:sz w:val="24"/>
+          <w:szCs w:val="24"/>
         </w:rPr>
         <w:t xml:space="preserve">: </w:t>
       </w:r>
       <w:proofErr w:type="spellStart"/>
       <w:r>
+        <w:rPr>
+          <w:rFonts w:ascii="Times New Roman" w:hAnsi="Times New Roman" w:cs="Times New Roman"/>
+          <w:sz w:val="24"/>
+          <w:szCs w:val="24"/>
+        </w:rPr>
         <w:t>Copyleaks</w:t>
       </w:r>
       <w:proofErr w:type="spellEnd"/>
       <w:r>
+        <w:rPr>
+          <w:rFonts w:ascii="Times New Roman" w:hAnsi="Times New Roman" w:cs="Times New Roman"/>
+          <w:sz w:val="24"/>
+          <w:szCs w:val="24"/>
+        </w:rPr>
         <w:t xml:space="preserve"> provides plagiarism detection through document and API workflows and supports identical and paraphrased content detection. The proposed system adopts the comparison concept but keeps its detection logic inside the Java project for educational demonstration of DSA.</w:t>
       </w:r>
     </w:p>
     <w:p>
       <w:pPr>
         <w:pStyle w:val="ListParagraph"/>
+        <w:spacing w:line="276" w:lineRule="auto"/>
         <w:jc w:val="both"/>
+        <w:rPr>
+          <w:rFonts w:ascii="Times New Roman" w:hAnsi="Times New Roman" w:cs="Times New Roman"/>
+          <w:sz w:val="24"/>
+          <w:szCs w:val="24"/>
+        </w:rPr>
       </w:pPr>
     </w:p>
     <w:p>
@@ -5452,54 +5728,73 @@
           <w:ilvl w:val="0"/>
           <w:numId w:val="35"/>
         </w:numPr>
+        <w:spacing w:line="276" w:lineRule="auto"/>
         <w:jc w:val="both"/>
-      </w:pPr>
-      <w:r>
-        <w:rPr>
-          <w:b/>
+        <w:rPr>
+          <w:rFonts w:ascii="Times New Roman" w:hAnsi="Times New Roman" w:cs="Times New Roman"/>
+          <w:sz w:val="24"/>
+          <w:szCs w:val="24"/>
+        </w:rPr>
+      </w:pPr>
+      <w:r>
+        <w:rPr>
+          <w:rFonts w:ascii="Times New Roman" w:hAnsi="Times New Roman" w:cs="Times New Roman"/>
+          <w:b/>
+          <w:sz w:val="24"/>
+          <w:szCs w:val="24"/>
         </w:rPr>
         <w:t xml:space="preserve">Apache </w:t>
       </w:r>
       <w:proofErr w:type="spellStart"/>
       <w:r>
         <w:rPr>
-          <w:b/>
+          <w:rFonts w:ascii="Times New Roman" w:hAnsi="Times New Roman" w:cs="Times New Roman"/>
+          <w:b/>
+          <w:sz w:val="24"/>
+          <w:szCs w:val="24"/>
         </w:rPr>
         <w:t>Tika</w:t>
       </w:r>
       <w:proofErr w:type="spellEnd"/>
       <w:r>
         <w:rPr>
-          <w:b/>
+          <w:rFonts w:ascii="Times New Roman" w:hAnsi="Times New Roman" w:cs="Times New Roman"/>
+          <w:b/>
+          <w:sz w:val="24"/>
+          <w:szCs w:val="24"/>
         </w:rPr>
         <w:t xml:space="preserve">: </w:t>
       </w:r>
       <w:r>
+        <w:rPr>
+          <w:rFonts w:ascii="Times New Roman" w:hAnsi="Times New Roman" w:cs="Times New Roman"/>
+          <w:sz w:val="24"/>
+          <w:szCs w:val="24"/>
+        </w:rPr>
         <w:t xml:space="preserve">Apache </w:t>
       </w:r>
       <w:proofErr w:type="spellStart"/>
       <w:r>
+        <w:rPr>
+          <w:rFonts w:ascii="Times New Roman" w:hAnsi="Times New Roman" w:cs="Times New Roman"/>
+          <w:sz w:val="24"/>
+          <w:szCs w:val="24"/>
+        </w:rPr>
         <w:t>Tika</w:t>
       </w:r>
       <w:proofErr w:type="spellEnd"/>
       <w:r>
+        <w:rPr>
+          <w:rFonts w:ascii="Times New Roman" w:hAnsi="Times New Roman" w:cs="Times New Roman"/>
+          <w:sz w:val="24"/>
+          <w:szCs w:val="24"/>
+        </w:rPr>
         <w:t xml:space="preserve"> is a content analysis toolkit capable of extracting text and metadata from many file formats. In this project it forms the document parsing layer for TXT, PDF, and DOCX files, separating file-format handling from the plagiarism algorithms.</w:t>
       </w:r>
     </w:p>
     <w:p>
       <w:pPr>
-        <w:jc w:val="center"/>
-        <w:rPr>
-          <w:rFonts w:ascii="Times New Roman" w:hAnsi="Times New Roman" w:cs="Times New Roman"/>
-          <w:b/>
-          <w:bCs/>
-          <w:sz w:val="24"/>
-          <w:szCs w:val="24"/>
-        </w:rPr>
-      </w:pPr>
-    </w:p>
-    <w:p>
-      <w:pPr>
+        <w:spacing w:line="276" w:lineRule="auto"/>
         <w:jc w:val="center"/>
         <w:rPr>
           <w:rFonts w:ascii="Times New Roman" w:hAnsi="Times New Roman" w:cs="Times New Roman"/>
@@ -5512,66 +5807,470 @@
     </w:p>
     <w:p>
       <w:pPr>
+        <w:pStyle w:val="ListParagraph"/>
+        <w:spacing w:line="276" w:lineRule="auto"/>
         <w:jc w:val="center"/>
         <w:rPr>
-          <w:rFonts w:ascii="Times New Roman" w:hAnsi="Times New Roman" w:cs="Times New Roman"/>
-          <w:b/>
-          <w:bCs/>
+          <w:b/>
           <w:sz w:val="36"/>
           <w:szCs w:val="36"/>
         </w:rPr>
       </w:pPr>
-    </w:p>
-    <w:p>
-      <w:pPr>
-        <w:jc w:val="center"/>
-        <w:rPr>
-          <w:rFonts w:ascii="Times New Roman" w:hAnsi="Times New Roman" w:cs="Times New Roman"/>
-          <w:b/>
-          <w:bCs/>
+      <w:r>
+        <w:rPr>
+          <w:b/>
           <w:sz w:val="36"/>
           <w:szCs w:val="36"/>
         </w:rPr>
-      </w:pPr>
-    </w:p>
-    <w:p>
-      <w:pPr>
+        <w:lastRenderedPageBreak/>
+        <w:t>4. PROBLEM STATEMENT AND OBJECTIVES</w:t>
+      </w:r>
+    </w:p>
+    <w:p>
+      <w:pPr>
+        <w:pStyle w:val="ListParagraph"/>
+        <w:spacing w:line="276" w:lineRule="auto"/>
         <w:jc w:val="center"/>
         <w:rPr>
           <w:rFonts w:ascii="Times New Roman" w:hAnsi="Times New Roman" w:cs="Times New Roman"/>
           <w:b/>
-          <w:bCs/>
+          <w:sz w:val="24"/>
+          <w:szCs w:val="24"/>
+        </w:rPr>
+      </w:pPr>
+    </w:p>
+    <w:p>
+      <w:pPr>
+        <w:spacing w:after="120" w:line="276" w:lineRule="auto"/>
+        <w:rPr>
+          <w:rFonts w:ascii="Times New Roman" w:hAnsi="Times New Roman" w:cs="Times New Roman"/>
+          <w:sz w:val="24"/>
+          <w:szCs w:val="24"/>
+        </w:rPr>
+      </w:pPr>
+      <w:r>
+        <w:rPr>
+          <w:rFonts w:ascii="Times New Roman" w:hAnsi="Times New Roman" w:cs="Times New Roman"/>
+          <w:sz w:val="24"/>
+          <w:szCs w:val="24"/>
+        </w:rPr>
+        <w:t>Problem Statement: Develop a Java-based plagiarism comparison system that can compare a student document with multiple reference documents and classify different types of textual similarity.</w:t>
+      </w:r>
+    </w:p>
+    <w:p>
+      <w:pPr>
+        <w:spacing w:after="120" w:line="276" w:lineRule="auto"/>
+        <w:rPr>
+          <w:rFonts w:ascii="Times New Roman" w:hAnsi="Times New Roman" w:cs="Times New Roman"/>
+          <w:sz w:val="24"/>
+          <w:szCs w:val="24"/>
+        </w:rPr>
+      </w:pPr>
+      <w:r>
+        <w:rPr>
+          <w:rFonts w:ascii="Times New Roman" w:hAnsi="Times New Roman" w:cs="Times New Roman"/>
+          <w:sz w:val="24"/>
+          <w:szCs w:val="24"/>
+        </w:rPr>
+        <w:t>Problem Description: Manual comparison of documents is time-consuming and may miss reordered, partially similar, or synonym-based content. The project provides an automated DSA-based comparison workflow with a simple web interface.</w:t>
+      </w:r>
+    </w:p>
+    <w:p>
+      <w:pPr>
+        <w:spacing w:after="120" w:line="276" w:lineRule="auto"/>
+        <w:rPr>
+          <w:rFonts w:ascii="Times New Roman" w:hAnsi="Times New Roman" w:cs="Times New Roman"/>
+          <w:sz w:val="24"/>
+          <w:szCs w:val="24"/>
+        </w:rPr>
+      </w:pPr>
+      <w:bookmarkStart w:id="0" w:name="_GoBack"/>
+    </w:p>
+    <w:bookmarkEnd w:id="0"/>
+    <w:p>
+      <w:pPr>
+        <w:spacing w:after="120" w:line="276" w:lineRule="auto"/>
+        <w:rPr>
+          <w:rFonts w:ascii="Times New Roman" w:hAnsi="Times New Roman" w:cs="Times New Roman"/>
+          <w:sz w:val="24"/>
+          <w:szCs w:val="24"/>
+        </w:rPr>
+      </w:pPr>
+      <w:r>
+        <w:rPr>
+          <w:rFonts w:ascii="Times New Roman" w:hAnsi="Times New Roman" w:cs="Times New Roman"/>
+          <w:b/>
+          <w:sz w:val="24"/>
+          <w:szCs w:val="24"/>
+        </w:rPr>
+        <w:t>Objectives:</w:t>
+      </w:r>
+    </w:p>
+    <w:p>
+      <w:pPr>
+        <w:pStyle w:val="NormalWeb"/>
+        <w:numPr>
+          <w:ilvl w:val="0"/>
+          <w:numId w:val="36"/>
+        </w:numPr>
+      </w:pPr>
+      <w:r>
+        <w:t>Develop a system that compares one student document with multiple reference documents at the same time.</w:t>
+      </w:r>
+    </w:p>
+    <w:p>
+      <w:pPr>
+        <w:pStyle w:val="NormalWeb"/>
+        <w:numPr>
+          <w:ilvl w:val="0"/>
+          <w:numId w:val="36"/>
+        </w:numPr>
+      </w:pPr>
+      <w:r>
+        <w:t>Enable users to upload TXT, PDF, and DOCX files and extract their text automatically.</w:t>
+      </w:r>
+    </w:p>
+    <w:p>
+      <w:pPr>
+        <w:pStyle w:val="NormalWeb"/>
+        <w:numPr>
+          <w:ilvl w:val="0"/>
+          <w:numId w:val="36"/>
+        </w:numPr>
+      </w:pPr>
+      <w:r>
+        <w:t>Clean and organize the extracted text so it can be compared accurately.</w:t>
+      </w:r>
+    </w:p>
+    <w:p>
+      <w:pPr>
+        <w:pStyle w:val="NormalWeb"/>
+        <w:numPr>
+          <w:ilvl w:val="0"/>
+          <w:numId w:val="36"/>
+        </w:numPr>
+      </w:pPr>
+      <w:r>
+        <w:t>Apply Rabin–Karp, LCS, and Jaccard Similarity to identify matching text and measure similarity between documents</w:t>
+      </w:r>
+      <w:r>
+        <w:t>.</w:t>
+      </w:r>
+    </w:p>
+    <w:p>
+      <w:pPr>
+        <w:pStyle w:val="NormalWeb"/>
+        <w:numPr>
+          <w:ilvl w:val="0"/>
+          <w:numId w:val="36"/>
+        </w:numPr>
+      </w:pPr>
+      <w:r>
+        <w:t>Use a synonym dictionary to identify documents that may contain paraphrased content.</w:t>
+      </w:r>
+    </w:p>
+    <w:p>
+      <w:pPr>
+        <w:pStyle w:val="NormalWeb"/>
+        <w:numPr>
+          <w:ilvl w:val="0"/>
+          <w:numId w:val="36"/>
+        </w:numPr>
+      </w:pPr>
+      <w:r>
+        <w:t>Rank reference documents according to their similarity scores to help users identify the closest matches.</w:t>
+      </w:r>
+    </w:p>
+    <w:p>
+      <w:pPr>
+        <w:pStyle w:val="NormalWeb"/>
+        <w:numPr>
+          <w:ilvl w:val="0"/>
+          <w:numId w:val="36"/>
+        </w:numPr>
+      </w:pPr>
+      <w:r>
+        <w:t>Display similarity percentages, match categories, and matching text snippets through a web interface.</w:t>
+      </w:r>
+    </w:p>
+    <w:p>
+      <w:pPr>
+        <w:pStyle w:val="NormalWeb"/>
+        <w:numPr>
+          <w:ilvl w:val="0"/>
+          <w:numId w:val="36"/>
+        </w:numPr>
+      </w:pPr>
+      <w:r>
+        <w:t>Validate uploaded files and provide clear error messages when files are missing, invalid, or unsupported.</w:t>
+      </w:r>
+    </w:p>
+    <w:p>
+      <w:pPr>
+        <w:spacing w:line="276" w:lineRule="auto"/>
+      </w:pPr>
+      <w:r>
+        <w:rPr>
+          <w:kern w:val="0"/>
+          <w14:ligatures w14:val="none"/>
+        </w:rPr>
+        <w:br w:type="page"/>
+      </w:r>
+    </w:p>
+    <w:p>
+      <w:pPr>
+        <w:spacing w:before="160" w:line="276" w:lineRule="auto"/>
+        <w:jc w:val="center"/>
+        <w:rPr>
           <w:sz w:val="36"/>
           <w:szCs w:val="36"/>
         </w:rPr>
       </w:pPr>
-    </w:p>
-    <w:p>
-      <w:pPr>
-        <w:pStyle w:val="ListParagraph"/>
-        <w:jc w:val="center"/>
+      <w:r>
         <w:rPr>
           <w:b/>
           <w:sz w:val="36"/>
           <w:szCs w:val="36"/>
         </w:rPr>
-      </w:pPr>
-      <w:r>
-        <w:rPr>
-          <w:b/>
+        <w:lastRenderedPageBreak/>
+        <w:t>5. HARDWARE AND SOFTWARE REQUIREMENTS</w:t>
+      </w:r>
+    </w:p>
+    <w:p>
+      <w:pPr>
+        <w:spacing w:before="160" w:line="276" w:lineRule="auto"/>
+        <w:jc w:val="center"/>
+        <w:rPr>
           <w:sz w:val="36"/>
           <w:szCs w:val="36"/>
         </w:rPr>
-        <w:lastRenderedPageBreak/>
-        <w:t>4. PROBLEM STATEMENT AND OBJECTIVES</w:t>
-      </w:r>
-    </w:p>
-    <w:p>
-      <w:pPr>
-        <w:pStyle w:val="ListParagraph"/>
+      </w:pPr>
+    </w:p>
+    <w:p>
+      <w:pPr>
+        <w:spacing w:after="120" w:line="276" w:lineRule="auto"/>
+        <w:rPr>
+          <w:rFonts w:ascii="Times New Roman" w:hAnsi="Times New Roman" w:cs="Times New Roman"/>
+        </w:rPr>
+      </w:pPr>
+      <w:r>
+        <w:rPr>
+          <w:rFonts w:ascii="Times New Roman" w:hAnsi="Times New Roman" w:cs="Times New Roman"/>
+          <w:b/>
+        </w:rPr>
+        <w:t>Hardware Requirements:</w:t>
+      </w:r>
+    </w:p>
+    <w:p>
+      <w:pPr>
+        <w:spacing w:after="120" w:line="276" w:lineRule="auto"/>
+        <w:rPr>
+          <w:rFonts w:ascii="Times New Roman" w:hAnsi="Times New Roman" w:cs="Times New Roman"/>
+        </w:rPr>
+      </w:pPr>
+      <w:r>
+        <w:rPr>
+          <w:rFonts w:ascii="Times New Roman" w:hAnsi="Times New Roman" w:cs="Times New Roman"/>
+        </w:rPr>
+        <w:t>• Computer/Laptop with a modern 64-bit processor.</w:t>
+      </w:r>
+    </w:p>
+    <w:p>
+      <w:pPr>
+        <w:spacing w:after="120" w:line="276" w:lineRule="auto"/>
+        <w:rPr>
+          <w:rFonts w:ascii="Times New Roman" w:hAnsi="Times New Roman" w:cs="Times New Roman"/>
+        </w:rPr>
+      </w:pPr>
+      <w:r>
+        <w:rPr>
+          <w:rFonts w:ascii="Times New Roman" w:hAnsi="Times New Roman" w:cs="Times New Roman"/>
+        </w:rPr>
+        <w:t>• Minimum 4 GB RAM; 8 GB or more recommended.</w:t>
+      </w:r>
+    </w:p>
+    <w:p>
+      <w:pPr>
+        <w:spacing w:after="120" w:line="276" w:lineRule="auto"/>
+        <w:rPr>
+          <w:rFonts w:ascii="Times New Roman" w:hAnsi="Times New Roman" w:cs="Times New Roman"/>
+        </w:rPr>
+      </w:pPr>
+      <w:r>
+        <w:rPr>
+          <w:rFonts w:ascii="Times New Roman" w:hAnsi="Times New Roman" w:cs="Times New Roman"/>
+        </w:rPr>
+        <w:t>• At least 2 GB free disk space for project files and dependencies.</w:t>
+      </w:r>
+    </w:p>
+    <w:p>
+      <w:pPr>
+        <w:spacing w:after="120" w:line="276" w:lineRule="auto"/>
+        <w:rPr>
+          <w:rFonts w:ascii="Times New Roman" w:hAnsi="Times New Roman" w:cs="Times New Roman"/>
+        </w:rPr>
+      </w:pPr>
+      <w:r>
+        <w:rPr>
+          <w:rFonts w:ascii="Times New Roman" w:hAnsi="Times New Roman" w:cs="Times New Roman"/>
+        </w:rPr>
+        <w:t>• Keyboard, mouse, and display for development and browser testing.</w:t>
+      </w:r>
+    </w:p>
+    <w:p>
+      <w:pPr>
+        <w:spacing w:after="120" w:line="276" w:lineRule="auto"/>
+        <w:rPr>
+          <w:rFonts w:ascii="Times New Roman" w:hAnsi="Times New Roman" w:cs="Times New Roman"/>
+        </w:rPr>
+      </w:pPr>
+    </w:p>
+    <w:p>
+      <w:pPr>
+        <w:spacing w:after="120" w:line="276" w:lineRule="auto"/>
+        <w:rPr>
+          <w:rFonts w:ascii="Times New Roman" w:hAnsi="Times New Roman" w:cs="Times New Roman"/>
+        </w:rPr>
+      </w:pPr>
+      <w:r>
+        <w:rPr>
+          <w:rFonts w:ascii="Times New Roman" w:hAnsi="Times New Roman" w:cs="Times New Roman"/>
+          <w:b/>
+        </w:rPr>
+        <w:t>Software Requirements:</w:t>
+      </w:r>
+    </w:p>
+    <w:p>
+      <w:pPr>
+        <w:spacing w:after="120" w:line="276" w:lineRule="auto"/>
+        <w:rPr>
+          <w:rFonts w:ascii="Times New Roman" w:hAnsi="Times New Roman" w:cs="Times New Roman"/>
+        </w:rPr>
+      </w:pPr>
+      <w:r>
+        <w:rPr>
+          <w:rFonts w:ascii="Times New Roman" w:hAnsi="Times New Roman" w:cs="Times New Roman"/>
+        </w:rPr>
+        <w:t>• Windows operating system.</w:t>
+      </w:r>
+    </w:p>
+    <w:p>
+      <w:pPr>
+        <w:spacing w:after="120" w:line="276" w:lineRule="auto"/>
+        <w:rPr>
+          <w:rFonts w:ascii="Times New Roman" w:hAnsi="Times New Roman" w:cs="Times New Roman"/>
+        </w:rPr>
+      </w:pPr>
+      <w:r>
+        <w:rPr>
+          <w:rFonts w:ascii="Times New Roman" w:hAnsi="Times New Roman" w:cs="Times New Roman"/>
+        </w:rPr>
+        <w:t>• Java Development Kit (JDK) 17 or compatible Java environment.</w:t>
+      </w:r>
+    </w:p>
+    <w:p>
+      <w:pPr>
+        <w:spacing w:after="120" w:line="276" w:lineRule="auto"/>
+        <w:rPr>
+          <w:rFonts w:ascii="Times New Roman" w:hAnsi="Times New Roman" w:cs="Times New Roman"/>
+        </w:rPr>
+      </w:pPr>
+      <w:r>
+        <w:rPr>
+          <w:rFonts w:ascii="Times New Roman" w:hAnsi="Times New Roman" w:cs="Times New Roman"/>
+        </w:rPr>
+        <w:t>• Apache Maven Wrapper (mvnw.cmd).</w:t>
+      </w:r>
+    </w:p>
+    <w:p>
+      <w:pPr>
+        <w:spacing w:after="120" w:line="276" w:lineRule="auto"/>
+        <w:rPr>
+          <w:rFonts w:ascii="Times New Roman" w:hAnsi="Times New Roman" w:cs="Times New Roman"/>
+        </w:rPr>
+      </w:pPr>
+      <w:r>
+        <w:rPr>
+          <w:rFonts w:ascii="Times New Roman" w:hAnsi="Times New Roman" w:cs="Times New Roman"/>
+        </w:rPr>
+        <w:t>• Spring Boot 4.0.8.</w:t>
+      </w:r>
+    </w:p>
+    <w:p>
+      <w:pPr>
+        <w:spacing w:after="120" w:line="276" w:lineRule="auto"/>
+        <w:rPr>
+          <w:rFonts w:ascii="Times New Roman" w:hAnsi="Times New Roman" w:cs="Times New Roman"/>
+        </w:rPr>
+      </w:pPr>
+      <w:r>
+        <w:rPr>
+          <w:rFonts w:ascii="Times New Roman" w:hAnsi="Times New Roman" w:cs="Times New Roman"/>
+        </w:rPr>
+        <w:t xml:space="preserve">• Apache </w:t>
+      </w:r>
+      <w:proofErr w:type="spellStart"/>
+      <w:r>
+        <w:rPr>
+          <w:rFonts w:ascii="Times New Roman" w:hAnsi="Times New Roman" w:cs="Times New Roman"/>
+        </w:rPr>
+        <w:t>Tika</w:t>
+      </w:r>
+      <w:proofErr w:type="spellEnd"/>
+      <w:r>
+        <w:rPr>
+          <w:rFonts w:ascii="Times New Roman" w:hAnsi="Times New Roman" w:cs="Times New Roman"/>
+        </w:rPr>
+        <w:t xml:space="preserve"> 3.2.3 dependencies.</w:t>
+      </w:r>
+    </w:p>
+    <w:p>
+      <w:pPr>
+        <w:spacing w:after="120" w:line="276" w:lineRule="auto"/>
+        <w:rPr>
+          <w:rFonts w:ascii="Times New Roman" w:hAnsi="Times New Roman" w:cs="Times New Roman"/>
+        </w:rPr>
+      </w:pPr>
+      <w:r>
+        <w:rPr>
+          <w:rFonts w:ascii="Times New Roman" w:hAnsi="Times New Roman" w:cs="Times New Roman"/>
+        </w:rPr>
+        <w:t>• Web browser such as Google Chrome.</w:t>
+      </w:r>
+    </w:p>
+    <w:p>
+      <w:pPr>
+        <w:spacing w:after="120" w:line="276" w:lineRule="auto"/>
+        <w:rPr>
+          <w:rFonts w:ascii="Times New Roman" w:hAnsi="Times New Roman" w:cs="Times New Roman"/>
+        </w:rPr>
+      </w:pPr>
+      <w:r>
+        <w:rPr>
+          <w:rFonts w:ascii="Times New Roman" w:hAnsi="Times New Roman" w:cs="Times New Roman"/>
+        </w:rPr>
+        <w:t>• Java-compatible IDE/editor (optional).</w:t>
+      </w:r>
+    </w:p>
+    <w:p>
+      <w:pPr>
+        <w:spacing w:after="120" w:line="276" w:lineRule="auto"/>
+        <w:rPr>
+          <w:rFonts w:ascii="Times New Roman" w:hAnsi="Times New Roman" w:cs="Times New Roman"/>
+        </w:rPr>
+      </w:pPr>
+      <w:r>
+        <w:rPr>
+          <w:rFonts w:ascii="Times New Roman" w:hAnsi="Times New Roman" w:cs="Times New Roman"/>
+        </w:rPr>
+        <w:t>• Spring Boot web application with HTML/CSS/JavaScript frontend.</w:t>
+      </w:r>
+    </w:p>
+    <w:p>
+      <w:pPr>
+        <w:spacing w:before="160" w:line="276" w:lineRule="auto"/>
         <w:jc w:val="center"/>
         <w:rPr>
-          <w:b/>
           <w:sz w:val="36"/>
           <w:szCs w:val="36"/>
         </w:rPr>
@@ -5579,139 +6278,27 @@
     </w:p>
     <w:p>
       <w:pPr>
-        <w:spacing w:after="120" w:line="276" w:lineRule="auto"/>
-      </w:pPr>
-      <w:r>
-        <w:t>Problem Statement: Develop a Java-based plagiarism comparison system that can compare a student document with multiple reference documents and classify different types of textual similarity.</w:t>
-      </w:r>
-    </w:p>
-    <w:p>
-      <w:pPr>
-        <w:spacing w:after="120" w:line="276" w:lineRule="auto"/>
-      </w:pPr>
-      <w:r>
-        <w:t>Problem Description: Manual comparison of documents is time-consuming and may miss reordered, partially similar, or synonym-based content. The project provides an automated DSA-based comparison workflow with a simple web interface.</w:t>
-      </w:r>
-    </w:p>
-    <w:p>
-      <w:pPr>
-        <w:spacing w:after="120" w:line="276" w:lineRule="auto"/>
-      </w:pPr>
-    </w:p>
-    <w:p>
-      <w:pPr>
-        <w:spacing w:after="120" w:line="276" w:lineRule="auto"/>
-      </w:pPr>
-      <w:r>
-        <w:rPr>
-          <w:b/>
-        </w:rPr>
-        <w:t>Objectives:</w:t>
-      </w:r>
-    </w:p>
-    <w:p>
-      <w:pPr>
-        <w:spacing w:after="120" w:line="276" w:lineRule="auto"/>
-      </w:pPr>
-      <w:r>
-        <w:t>• Accept one student document and multiple reference documents.</w:t>
-      </w:r>
-    </w:p>
-    <w:p>
-      <w:pPr>
-        <w:spacing w:after="120" w:line="276" w:lineRule="auto"/>
-      </w:pPr>
-      <w:r>
-        <w:t>• Support TXT, PDF, and DOCX input through document text extraction.</w:t>
-      </w:r>
-    </w:p>
-    <w:p>
-      <w:pPr>
-        <w:spacing w:after="120" w:line="276" w:lineRule="auto"/>
-      </w:pPr>
-      <w:r>
-        <w:t>• Normalize and tokenize extracted text for algorithmic comparison.</w:t>
-      </w:r>
-    </w:p>
-    <w:p>
-      <w:pPr>
-        <w:spacing w:after="120" w:line="276" w:lineRule="auto"/>
-      </w:pPr>
-      <w:r>
-        <w:t>• Use Rabin-Karp for exact matching and LCS/Jaccard-based analysis for similarity and reordered-word detection.</w:t>
-      </w:r>
-    </w:p>
-    <w:p>
-      <w:pPr>
-        <w:spacing w:after="120" w:line="276" w:lineRule="auto"/>
-      </w:pPr>
-      <w:r>
-        <w:t>• Use custom data structures such as linked lists, hash sets, hash tables, and max heap within the DSA engine.</w:t>
-      </w:r>
-    </w:p>
-    <w:p>
-      <w:pPr>
-        <w:spacing w:after="120" w:line="276" w:lineRule="auto"/>
-      </w:pPr>
-      <w:r>
-        <w:t>• Use a synonym dictionary to identify possible paraphrase cases.</w:t>
-      </w:r>
-    </w:p>
-    <w:p>
-      <w:pPr>
-        <w:spacing w:after="120" w:line="276" w:lineRule="auto"/>
-      </w:pPr>
-      <w:r>
-        <w:t>• Rank multiple reference results using the existing max-heap based engine.</w:t>
-      </w:r>
-    </w:p>
-    <w:p>
-      <w:pPr>
-        <w:spacing w:after="120" w:line="276" w:lineRule="auto"/>
-      </w:pPr>
-      <w:r>
-        <w:t>• Display similarity percentage, match classification, and evidence snippets through a Spring Boot web interface.</w:t>
-      </w:r>
-    </w:p>
-    <w:p>
-      <w:pPr>
-        <w:spacing w:after="120" w:line="276" w:lineRule="auto"/>
-      </w:pPr>
-      <w:r>
-        <w:t>• Provide validation and structured error handling for invalid or missing uploads.</w:t>
-      </w:r>
-    </w:p>
-    <w:p>
-      <w:r>
-        <w:rPr>
-          <w:kern w:val="0"/>
-          <w14:ligatures w14:val="none"/>
-        </w:rPr>
-        <w:br w:type="page"/>
-      </w:r>
-    </w:p>
-    <w:p>
-      <w:pPr>
-        <w:spacing w:before="160"/>
+        <w:spacing w:before="160" w:line="276" w:lineRule="auto"/>
         <w:jc w:val="center"/>
         <w:rPr>
           <w:sz w:val="36"/>
           <w:szCs w:val="36"/>
         </w:rPr>
       </w:pPr>
-      <w:r>
-        <w:rPr>
-          <w:b/>
+    </w:p>
+    <w:p>
+      <w:pPr>
+        <w:spacing w:before="160" w:line="276" w:lineRule="auto"/>
+        <w:jc w:val="center"/>
+        <w:rPr>
           <w:sz w:val="36"/>
           <w:szCs w:val="36"/>
         </w:rPr>
-        <w:lastRenderedPageBreak/>
-        <w:t>5. HARDWARE AND SOFTWARE REQUIREMENTS</w:t>
-      </w:r>
-    </w:p>
-    <w:p>
-      <w:pPr>
-        <w:spacing w:before="160"/>
+      </w:pPr>
+    </w:p>
+    <w:p>
+      <w:pPr>
+        <w:spacing w:before="160" w:line="276" w:lineRule="auto"/>
         <w:jc w:val="center"/>
         <w:rPr>
           <w:sz w:val="36"/>
@@ -5721,138 +6308,7 @@
     </w:p>
     <w:p>
       <w:pPr>
-        <w:spacing w:after="120" w:line="276" w:lineRule="auto"/>
-      </w:pPr>
-      <w:r>
-        <w:rPr>
-          <w:b/>
-        </w:rPr>
-        <w:t>Hardware Requirements:</w:t>
-      </w:r>
-    </w:p>
-    <w:p>
-      <w:pPr>
-        <w:spacing w:after="120" w:line="276" w:lineRule="auto"/>
-      </w:pPr>
-      <w:r>
-        <w:t>• Computer/Laptop with a modern 64-bit processor.</w:t>
-      </w:r>
-    </w:p>
-    <w:p>
-      <w:pPr>
-        <w:spacing w:after="120" w:line="276" w:lineRule="auto"/>
-      </w:pPr>
-      <w:r>
-        <w:t>• Minimum 4 GB RAM; 8 GB or more recommended.</w:t>
-      </w:r>
-    </w:p>
-    <w:p>
-      <w:pPr>
-        <w:spacing w:after="120" w:line="276" w:lineRule="auto"/>
-      </w:pPr>
-      <w:r>
-        <w:t>• At least 2 GB free disk space for project files and dependencies.</w:t>
-      </w:r>
-    </w:p>
-    <w:p>
-      <w:pPr>
-        <w:spacing w:after="120" w:line="276" w:lineRule="auto"/>
-      </w:pPr>
-      <w:r>
-        <w:t>• Keyboard, mouse, and display for development and browser testing.</w:t>
-      </w:r>
-    </w:p>
-    <w:p>
-      <w:pPr>
-        <w:spacing w:after="120" w:line="276" w:lineRule="auto"/>
-      </w:pPr>
-    </w:p>
-    <w:p>
-      <w:pPr>
-        <w:spacing w:after="120" w:line="276" w:lineRule="auto"/>
-      </w:pPr>
-      <w:r>
-        <w:rPr>
-          <w:b/>
-        </w:rPr>
-        <w:t>Software Requirements:</w:t>
-      </w:r>
-    </w:p>
-    <w:p>
-      <w:pPr>
-        <w:spacing w:after="120" w:line="276" w:lineRule="auto"/>
-      </w:pPr>
-      <w:r>
-        <w:t>• Windows operating system.</w:t>
-      </w:r>
-    </w:p>
-    <w:p>
-      <w:pPr>
-        <w:spacing w:after="120" w:line="276" w:lineRule="auto"/>
-      </w:pPr>
-      <w:r>
-        <w:t>• Java Development Kit (JDK) 17 or compatible Java environment.</w:t>
-      </w:r>
-    </w:p>
-    <w:p>
-      <w:pPr>
-        <w:spacing w:after="120" w:line="276" w:lineRule="auto"/>
-      </w:pPr>
-      <w:r>
-        <w:t>• Apache Maven Wrapper (mvnw.cmd).</w:t>
-      </w:r>
-    </w:p>
-    <w:p>
-      <w:pPr>
-        <w:spacing w:after="120" w:line="276" w:lineRule="auto"/>
-      </w:pPr>
-      <w:r>
-        <w:t>• Spring Boot 4.0.8.</w:t>
-      </w:r>
-    </w:p>
-    <w:p>
-      <w:pPr>
-        <w:spacing w:after="120" w:line="276" w:lineRule="auto"/>
-      </w:pPr>
-      <w:r>
-        <w:t xml:space="preserve">• Apache </w:t>
-      </w:r>
-      <w:proofErr w:type="spellStart"/>
-      <w:r>
-        <w:t>Tika</w:t>
-      </w:r>
-      <w:proofErr w:type="spellEnd"/>
-      <w:r>
-        <w:t xml:space="preserve"> 3.2.3 dependencies.</w:t>
-      </w:r>
-    </w:p>
-    <w:p>
-      <w:pPr>
-        <w:spacing w:after="120" w:line="276" w:lineRule="auto"/>
-      </w:pPr>
-      <w:r>
-        <w:t>• Web browser such as Google Chrome.</w:t>
-      </w:r>
-    </w:p>
-    <w:p>
-      <w:pPr>
-        <w:spacing w:after="120" w:line="276" w:lineRule="auto"/>
-      </w:pPr>
-      <w:r>
-        <w:t>• Java-compatible IDE/editor (optional).</w:t>
-      </w:r>
-    </w:p>
-    <w:p>
-      <w:pPr>
-        <w:spacing w:after="120" w:line="276" w:lineRule="auto"/>
-      </w:pPr>
-      <w:r>
-        <w:t>• Spring Boot web application with HTML/CSS/JavaScript frontend.</w:t>
-      </w:r>
-    </w:p>
-    <w:p>
-      <w:pPr>
-        <w:spacing w:before="160"/>
+        <w:spacing w:before="160" w:line="276" w:lineRule="auto"/>
         <w:jc w:val="center"/>
         <w:rPr>
           <w:sz w:val="36"/>
@@ -5862,7 +6318,7 @@
     </w:p>
     <w:p>
       <w:pPr>
-        <w:spacing w:before="160"/>
+        <w:spacing w:before="160" w:line="276" w:lineRule="auto"/>
         <w:jc w:val="center"/>
         <w:rPr>
           <w:sz w:val="36"/>
@@ -5872,7 +6328,7 @@
     </w:p>
     <w:p>
       <w:pPr>
-        <w:spacing w:before="160"/>
+        <w:spacing w:before="160" w:line="276" w:lineRule="auto"/>
         <w:jc w:val="center"/>
         <w:rPr>
           <w:sz w:val="36"/>
@@ -5882,7 +6338,7 @@
     </w:p>
     <w:p>
       <w:pPr>
-        <w:spacing w:before="160"/>
+        <w:spacing w:before="160" w:line="276" w:lineRule="auto"/>
         <w:jc w:val="center"/>
         <w:rPr>
           <w:sz w:val="36"/>
@@ -5892,7 +6348,7 @@
     </w:p>
     <w:p>
       <w:pPr>
-        <w:spacing w:before="160"/>
+        <w:spacing w:before="160" w:line="276" w:lineRule="auto"/>
         <w:jc w:val="center"/>
         <w:rPr>
           <w:sz w:val="36"/>
@@ -5902,324 +6358,72 @@
     </w:p>
     <w:p>
       <w:pPr>
-        <w:spacing w:before="160"/>
+        <w:spacing w:before="160" w:line="276" w:lineRule="auto"/>
         <w:jc w:val="center"/>
         <w:rPr>
           <w:sz w:val="36"/>
           <w:szCs w:val="36"/>
         </w:rPr>
       </w:pPr>
-    </w:p>
-    <w:p>
-      <w:pPr>
-        <w:spacing w:before="160"/>
-        <w:jc w:val="center"/>
-        <w:rPr>
+      <w:r>
+        <w:rPr>
+          <w:b/>
           <w:sz w:val="36"/>
           <w:szCs w:val="36"/>
         </w:rPr>
-      </w:pPr>
-    </w:p>
-    <w:p>
-      <w:pPr>
-        <w:spacing w:before="160"/>
-        <w:jc w:val="center"/>
-        <w:rPr>
-          <w:sz w:val="36"/>
-          <w:szCs w:val="36"/>
-        </w:rPr>
-      </w:pPr>
-    </w:p>
-    <w:p>
-      <w:pPr>
-        <w:spacing w:before="160"/>
-        <w:jc w:val="center"/>
-        <w:rPr>
-          <w:sz w:val="36"/>
-          <w:szCs w:val="36"/>
-        </w:rPr>
-      </w:pPr>
-    </w:p>
-    <w:p>
-      <w:pPr>
-        <w:spacing w:before="160"/>
-        <w:jc w:val="center"/>
-        <w:rPr>
-          <w:sz w:val="36"/>
-          <w:szCs w:val="36"/>
-        </w:rPr>
-      </w:pPr>
-      <w:r>
-        <w:rPr>
-          <w:b/>
-          <w:sz w:val="36"/>
-          <w:szCs w:val="36"/>
-        </w:rPr>
         <w:t>6. IMPLEMENTATION</w:t>
       </w:r>
     </w:p>
     <w:p>
       <w:pPr>
-        <w:spacing w:before="160"/>
-        <w:jc w:val="center"/>
-        <w:rPr>
-          <w:sz w:val="36"/>
-          <w:szCs w:val="36"/>
-        </w:rPr>
-      </w:pPr>
-    </w:p>
-    <w:p>
-      <w:r>
-        <w:rPr>
-          <w:b/>
-        </w:rPr>
-        <w:t>1. Document Input and Text Extraction</w:t>
-      </w:r>
-      <w:r>
-        <w:br/>
-        <w:t xml:space="preserve">The web interface accepts one student file and multiple reference files. </w:t>
-      </w:r>
-      <w:proofErr w:type="spellStart"/>
-      <w:r>
-        <w:t>FileTextExtractor</w:t>
-      </w:r>
-      <w:proofErr w:type="spellEnd"/>
-      <w:r>
-        <w:t xml:space="preserve"> uses Apache </w:t>
-      </w:r>
-      <w:proofErr w:type="spellStart"/>
-      <w:r>
-        <w:t>Tika</w:t>
-      </w:r>
-      <w:proofErr w:type="spellEnd"/>
-      <w:r>
-        <w:t xml:space="preserve"> to convert supported TXT, PDF, and DOCX files into text.</w:t>
-      </w:r>
-    </w:p>
-    <w:p/>
-    <w:p>
-      <w:r>
-        <w:rPr>
-          <w:b/>
-        </w:rPr>
-        <w:t>2. Document Processing and DSA Structures</w:t>
-      </w:r>
-      <w:r>
-        <w:br/>
-        <w:t xml:space="preserve">The extracted text is passed through </w:t>
-      </w:r>
-      <w:proofErr w:type="spellStart"/>
-      <w:r>
-        <w:t>DocumentProcessor</w:t>
-      </w:r>
-      <w:proofErr w:type="spellEnd"/>
-      <w:r>
-        <w:t xml:space="preserve"> for normalization and tokenization. </w:t>
-      </w:r>
-      <w:proofErr w:type="spellStart"/>
-      <w:r>
-        <w:t>CustomLinkedList</w:t>
-      </w:r>
-      <w:proofErr w:type="spellEnd"/>
-      <w:r>
-        <w:t xml:space="preserve">, </w:t>
-      </w:r>
-      <w:proofErr w:type="spellStart"/>
-      <w:r>
-        <w:t>CustomHashSet</w:t>
-      </w:r>
-      <w:proofErr w:type="spellEnd"/>
-      <w:r>
-        <w:t xml:space="preserve">, and </w:t>
-      </w:r>
-      <w:proofErr w:type="spellStart"/>
-      <w:r>
-        <w:t>CustomHashTable</w:t>
-      </w:r>
-      <w:proofErr w:type="spellEnd"/>
-      <w:r>
-        <w:t xml:space="preserve"> support storage and lookup operations used by the engine.</w:t>
-      </w:r>
-    </w:p>
-    <w:p/>
-    <w:p>
-      <w:r>
-        <w:rPr>
-          <w:b/>
-        </w:rPr>
-        <w:t>3. Similarity and Plagiarism Detection</w:t>
-      </w:r>
-      <w:r>
-        <w:br/>
-        <w:t>The detector applies Rabin-Karp for exact sentence matching and combines LCS, Jaccard similarity, edit-distance-related logic, and synonym matching. Results are classified as Exact Match, Reordered Words, Possible Paraphrase, Partial Similarity, or Low / No Match.</w:t>
-      </w:r>
-    </w:p>
-    <w:p/>
-    <w:p>
-      <w:r>
-        <w:rPr>
-          <w:b/>
-        </w:rPr>
-        <w:t>4. Ranking and Web Presentation</w:t>
-      </w:r>
-      <w:r>
-        <w:br/>
-      </w:r>
-      <w:proofErr w:type="spellStart"/>
-      <w:r>
-        <w:t>PlagiarismEngine</w:t>
-      </w:r>
-      <w:proofErr w:type="spellEnd"/>
-      <w:r>
-        <w:t xml:space="preserve"> compares the student document with all supplied references. </w:t>
-      </w:r>
-      <w:proofErr w:type="spellStart"/>
-      <w:r>
-        <w:t>CustomMaxHeap</w:t>
-      </w:r>
-      <w:proofErr w:type="spellEnd"/>
-      <w:r>
-        <w:t xml:space="preserve"> ranks </w:t>
-      </w:r>
-      <w:proofErr w:type="spellStart"/>
-      <w:r>
-        <w:t>MatchResult</w:t>
-      </w:r>
-      <w:proofErr w:type="spellEnd"/>
-      <w:r>
-        <w:t xml:space="preserve"> objects by similarity. Spring Boot exposes the comparison endpoint and serves the frontend.</w:t>
-      </w:r>
-    </w:p>
-    <w:p/>
-    <w:p>
-      <w:pPr>
         <w:spacing w:after="120" w:line="276" w:lineRule="auto"/>
-      </w:pPr>
-      <w:r>
-        <w:rPr>
-          <w:b/>
-        </w:rPr>
-        <w:t>Key API endpoints:</w:t>
-      </w:r>
+        <w:rPr>
+          <w:b/>
+        </w:rPr>
+      </w:pPr>
     </w:p>
     <w:p>
       <w:pPr>
         <w:spacing w:after="120" w:line="276" w:lineRule="auto"/>
-      </w:pPr>
-      <w:r>
-        <w:t>• GET /</w:t>
-      </w:r>
-      <w:proofErr w:type="spellStart"/>
-      <w:r>
-        <w:t>api</w:t>
-      </w:r>
-      <w:proofErr w:type="spellEnd"/>
-      <w:r>
-        <w:t>/status — verifies the backend is running.</w:t>
+        <w:rPr>
+          <w:rFonts w:ascii="Times New Roman" w:hAnsi="Times New Roman" w:cs="Times New Roman"/>
+          <w:b/>
+        </w:rPr>
+      </w:pPr>
+      <w:r>
+        <w:rPr>
+          <w:rFonts w:ascii="Times New Roman" w:hAnsi="Times New Roman" w:cs="Times New Roman"/>
+          <w:b/>
+        </w:rPr>
+        <w:t>Module- 1</w:t>
+      </w:r>
+      <w:r>
+        <w:rPr>
+          <w:rFonts w:ascii="Times New Roman" w:hAnsi="Times New Roman" w:cs="Times New Roman"/>
+          <w:b/>
+        </w:rPr>
+        <w:t>,2,3</w:t>
       </w:r>
     </w:p>
     <w:p>
       <w:pPr>
         <w:spacing w:after="120" w:line="276" w:lineRule="auto"/>
-      </w:pPr>
-      <w:r>
-        <w:t>• GET /</w:t>
-      </w:r>
-      <w:proofErr w:type="spellStart"/>
-      <w:r>
-        <w:t>api</w:t>
-      </w:r>
-      <w:proofErr w:type="spellEnd"/>
-      <w:r>
-        <w:t>/test-engine — verifies the plagiarism engine is connected.</w:t>
+        <w:rPr>
+          <w:rFonts w:ascii="Times New Roman" w:hAnsi="Times New Roman" w:cs="Times New Roman"/>
+        </w:rPr>
+      </w:pPr>
+      <w:r>
+        <w:rPr>
+          <w:rFonts w:ascii="Times New Roman" w:hAnsi="Times New Roman" w:cs="Times New Roman"/>
+        </w:rPr>
+        <w:t>Text analytics, Rabin–Karp, LCS, edit distance, Jaccard similarity, custom data structures, and heap-based ranking.</w:t>
       </w:r>
     </w:p>
     <w:p>
       <w:pPr>
         <w:spacing w:after="120" w:line="276" w:lineRule="auto"/>
-      </w:pPr>
-      <w:r>
-        <w:t>• POST /</w:t>
-      </w:r>
-      <w:proofErr w:type="spellStart"/>
-      <w:r>
-        <w:t>api</w:t>
-      </w:r>
-      <w:proofErr w:type="spellEnd"/>
-      <w:r>
-        <w:t xml:space="preserve">/compare — accepts the student document and multiple reference documents and returns ranked </w:t>
-      </w:r>
-      <w:proofErr w:type="spellStart"/>
-      <w:r>
-        <w:t>MatchResult</w:t>
-      </w:r>
-      <w:proofErr w:type="spellEnd"/>
-      <w:r>
-        <w:t xml:space="preserve"> objects.</w:t>
-      </w:r>
-    </w:p>
-    <w:p>
-      <w:pPr>
-        <w:spacing w:after="120" w:line="276" w:lineRule="auto"/>
-      </w:pPr>
-      <w:r>
-        <w:t>Validation includes non-empty student/reference checks, structured 400/413/500 error responses, and upload limits of 10 MB per file and 20 MB per request. The synonym corpus is stored at documents/corpus/synonyms.txt.</w:t>
-      </w:r>
-    </w:p>
-    <w:p>
-      <w:pPr>
-        <w:spacing w:after="120" w:line="276" w:lineRule="auto"/>
-      </w:pPr>
-    </w:p>
-    <w:p>
-      <w:pPr>
-        <w:spacing w:after="120" w:line="276" w:lineRule="auto"/>
-        <w:rPr>
-          <w:b/>
-        </w:rPr>
-      </w:pPr>
-    </w:p>
-    <w:p>
-      <w:pPr>
-        <w:spacing w:after="120" w:line="276" w:lineRule="auto"/>
-        <w:rPr>
-          <w:b/>
-        </w:rPr>
-      </w:pPr>
-    </w:p>
-    <w:p>
-      <w:pPr>
-        <w:spacing w:after="120" w:line="276" w:lineRule="auto"/>
-        <w:rPr>
-          <w:b/>
-        </w:rPr>
-      </w:pPr>
-      <w:r>
-        <w:rPr>
-          <w:b/>
-        </w:rPr>
-        <w:lastRenderedPageBreak/>
-        <w:t>Module- 1</w:t>
-      </w:r>
-      <w:r>
-        <w:rPr>
-          <w:b/>
-        </w:rPr>
-        <w:t>,2,3</w:t>
-      </w:r>
-    </w:p>
-    <w:p>
-      <w:pPr>
-        <w:spacing w:after="120" w:line="276" w:lineRule="auto"/>
-      </w:pPr>
-      <w:r>
-        <w:t>Text analytics, Rabin–Karp, LCS, edit distance, Jaccard similarity, custom data structures, and heap-based ranking.</w:t>
-      </w:r>
-    </w:p>
-    <w:p>
-      <w:pPr>
-        <w:spacing w:after="120" w:line="276" w:lineRule="auto"/>
-        <w:rPr>
+        <w:rPr>
+          <w:rFonts w:ascii="Times New Roman" w:hAnsi="Times New Roman" w:cs="Times New Roman"/>
           <w:b/>
         </w:rPr>
       </w:pPr>
@@ -6363,6 +6567,7 @@
     </w:p>
     <w:p>
       <w:pPr>
+        <w:spacing w:line="276" w:lineRule="auto"/>
         <w:jc w:val="center"/>
         <w:rPr>
           <w:rFonts w:ascii="Times New Roman" w:hAnsi="Times New Roman" w:cs="Times New Roman"/>
@@ -6375,6 +6580,7 @@
     </w:p>
     <w:p>
       <w:pPr>
+        <w:spacing w:line="276" w:lineRule="auto"/>
         <w:jc w:val="center"/>
         <w:rPr>
           <w:rFonts w:ascii="Times New Roman" w:hAnsi="Times New Roman" w:cs="Times New Roman"/>
@@ -6387,6 +6593,7 @@
     </w:p>
     <w:p>
       <w:pPr>
+        <w:spacing w:line="276" w:lineRule="auto"/>
         <w:jc w:val="center"/>
         <w:rPr>
           <w:rFonts w:ascii="Times New Roman" w:hAnsi="Times New Roman" w:cs="Times New Roman"/>
@@ -6399,6 +6606,7 @@
     </w:p>
     <w:p>
       <w:pPr>
+        <w:spacing w:line="276" w:lineRule="auto"/>
         <w:jc w:val="center"/>
         <w:rPr>
           <w:rFonts w:ascii="Times New Roman" w:hAnsi="Times New Roman" w:cs="Times New Roman"/>
@@ -6411,6 +6619,7 @@
     </w:p>
     <w:p>
       <w:pPr>
+        <w:spacing w:line="276" w:lineRule="auto"/>
         <w:jc w:val="center"/>
         <w:rPr>
           <w:rFonts w:ascii="Times New Roman" w:hAnsi="Times New Roman" w:cs="Times New Roman"/>
@@ -6423,6 +6632,7 @@
     </w:p>
     <w:p>
       <w:pPr>
+        <w:spacing w:line="276" w:lineRule="auto"/>
         <w:jc w:val="center"/>
         <w:rPr>
           <w:rFonts w:ascii="Times New Roman" w:hAnsi="Times New Roman" w:cs="Times New Roman"/>
@@ -6435,6 +6645,7 @@
     </w:p>
     <w:p>
       <w:pPr>
+        <w:spacing w:line="276" w:lineRule="auto"/>
         <w:jc w:val="center"/>
         <w:rPr>
           <w:rFonts w:ascii="Times New Roman" w:hAnsi="Times New Roman" w:cs="Times New Roman"/>
@@ -6447,6 +6658,7 @@
     </w:p>
     <w:p>
       <w:pPr>
+        <w:spacing w:line="276" w:lineRule="auto"/>
         <w:jc w:val="center"/>
         <w:rPr>
           <w:rFonts w:ascii="Times New Roman" w:hAnsi="Times New Roman" w:cs="Times New Roman"/>
@@ -6459,16 +6671,17 @@
     </w:p>
     <w:p>
       <w:pPr>
-        <w:rPr>
-          <w:b/>
-          <w:kern w:val="0"/>
-          <w14:ligatures w14:val="none"/>
-        </w:rPr>
-      </w:pPr>
-    </w:p>
-    <w:p>
-      <w:pPr>
-        <w:spacing w:before="160"/>
+        <w:spacing w:line="276" w:lineRule="auto"/>
+        <w:rPr>
+          <w:b/>
+          <w:kern w:val="0"/>
+          <w14:ligatures w14:val="none"/>
+        </w:rPr>
+      </w:pPr>
+    </w:p>
+    <w:p>
+      <w:pPr>
+        <w:spacing w:before="160" w:line="276" w:lineRule="auto"/>
         <w:jc w:val="center"/>
         <w:rPr>
           <w:sz w:val="36"/>
@@ -6493,168 +6706,29 @@
     <w:p>
       <w:pPr>
         <w:spacing w:after="120" w:line="276" w:lineRule="auto"/>
-      </w:pPr>
-      <w:r>
+        <w:rPr>
+          <w:rFonts w:ascii="Times New Roman" w:hAnsi="Times New Roman" w:cs="Times New Roman"/>
+          <w:sz w:val="24"/>
+          <w:szCs w:val="24"/>
+        </w:rPr>
+      </w:pPr>
+      <w:r>
+        <w:rPr>
+          <w:rFonts w:ascii="Times New Roman" w:hAnsi="Times New Roman" w:cs="Times New Roman"/>
+          <w:sz w:val="24"/>
+          <w:szCs w:val="24"/>
+        </w:rPr>
         <w:t>The implemented system was tested through automated tests and browser-based comparisons. The final automated test suite contained 10 tests and passed with zero failures, errors, or skipped tests. Browser testing confirmed the main classification behavior.</w:t>
       </w:r>
     </w:p>
     <w:p>
-      <w:r>
-        <w:rPr>
-          <w:b/>
-        </w:rPr>
-        <w:t xml:space="preserve">Exact Match: </w:t>
-      </w:r>
-      <w:r>
-        <w:t>The same document text produced Exact Match with 100% similarity.</w:t>
-      </w:r>
-    </w:p>
-    <w:p>
-      <w:r>
-        <w:rPr>
-          <w:b/>
-        </w:rPr>
-        <w:t xml:space="preserve">Reordered Words: </w:t>
-      </w:r>
-      <w:r>
-        <w:t>The reordered-word example produced Reordered Words with approximately 76.2% similarity. Evidence displayed shared keywords such as through, ball, mouse, played, garden, and chased.</w:t>
-      </w:r>
-    </w:p>
-    <w:p>
-      <w:r>
-        <w:rPr>
-          <w:b/>
-        </w:rPr>
-        <w:t xml:space="preserve">Possible Paraphrase: </w:t>
-      </w:r>
-      <w:r>
-        <w:t>A synonym-based comparison produced Possible Paraphrase, confirming that the local synonym dictionary participates in classification.</w:t>
-      </w:r>
-    </w:p>
-    <w:p>
-      <w:r>
-        <w:rPr>
-          <w:b/>
-        </w:rPr>
-        <w:t xml:space="preserve">Multiple References: </w:t>
-      </w:r>
-      <w:r>
-        <w:t>The browser accepted multiple reference files and displayed ranked results for each source.</w:t>
-      </w:r>
-    </w:p>
-    <w:p>
-      <w:r>
-        <w:rPr>
-          <w:b/>
-        </w:rPr>
-        <w:t xml:space="preserve">File Formats: </w:t>
-      </w:r>
-      <w:r>
-        <w:t xml:space="preserve">TXT, PDF, and DOCX comparisons were successfully verified. Apache </w:t>
-      </w:r>
-      <w:proofErr w:type="spellStart"/>
-      <w:r>
-        <w:t>Tika</w:t>
-      </w:r>
-      <w:proofErr w:type="spellEnd"/>
-      <w:r>
-        <w:t xml:space="preserve"> extracted document text before it entered the DSA engine.</w:t>
-      </w:r>
-    </w:p>
-    <w:p>
-      <w:r>
-        <w:rPr>
-          <w:b/>
-        </w:rPr>
-        <w:t xml:space="preserve">Threshold Boundary: </w:t>
-      </w:r>
-      <w:r>
-        <w:t>For 2 out of 3 exact sentences, the result was Reordered Words at approximately 90.8%, rather than an immediate Exact Match. For 3 out of 4 exact sentences, the result was Exact Match at 100%, confirming the implemented 75% exact-sentence threshold.</w:t>
-      </w:r>
-    </w:p>
-    <w:p>
       <w:pPr>
         <w:spacing w:after="120" w:line="276" w:lineRule="auto"/>
       </w:pPr>
-      <w:r>
-        <w:t>Suggested screenshots to insert:</w:t>
-      </w:r>
-    </w:p>
-    <w:p>
-      <w:pPr>
-        <w:spacing w:after="120" w:line="276" w:lineRule="auto"/>
-      </w:pPr>
-      <w:r>
-        <w:t>• Main upload page.</w:t>
-      </w:r>
-    </w:p>
-    <w:p>
-      <w:pPr>
-        <w:spacing w:after="120" w:line="276" w:lineRule="auto"/>
-      </w:pPr>
-      <w:r>
-        <w:t>• Exact Match result showing 100%.</w:t>
-      </w:r>
-    </w:p>
-    <w:p>
-      <w:pPr>
-        <w:spacing w:after="120" w:line="276" w:lineRule="auto"/>
-      </w:pPr>
-      <w:r>
-        <w:t>• Reordered Words result showing approximately 76.2%.</w:t>
-      </w:r>
-    </w:p>
-    <w:p>
-      <w:pPr>
-        <w:spacing w:after="120" w:line="276" w:lineRule="auto"/>
-      </w:pPr>
-      <w:r>
-        <w:t>• Possible Paraphrase result.</w:t>
-      </w:r>
-    </w:p>
-    <w:p>
-      <w:pPr>
-        <w:spacing w:after="120" w:line="276" w:lineRule="auto"/>
-      </w:pPr>
-      <w:r>
-        <w:t>• Multiple-reference ranked results.</w:t>
-      </w:r>
-    </w:p>
-    <w:p>
-      <w:pPr>
-        <w:rPr>
-          <w:kern w:val="0"/>
-          <w14:ligatures w14:val="none"/>
-        </w:rPr>
-      </w:pPr>
-      <w:r>
-        <w:rPr>
-          <w:kern w:val="0"/>
-          <w14:ligatures w14:val="none"/>
-        </w:rPr>
-        <w:br w:type="page"/>
-      </w:r>
-    </w:p>
-    <w:p>
-      <w:pPr>
-        <w:rPr>
-          <w:b/>
-          <w:kern w:val="0"/>
-          <w14:ligatures w14:val="none"/>
-        </w:rPr>
-      </w:pPr>
-      <w:r>
-        <w:rPr>
-          <w:b/>
-          <w:kern w:val="0"/>
-          <w14:ligatures w14:val="none"/>
-        </w:rPr>
-        <w:lastRenderedPageBreak/>
-        <w:t>Outcome</w:t>
-      </w:r>
-    </w:p>
-    <w:p>
-      <w:pPr>
+    </w:p>
+    <w:p>
+      <w:pPr>
+        <w:spacing w:line="276" w:lineRule="auto"/>
         <w:rPr>
           <w:b/>
           <w:kern w:val="0"/>
@@ -6707,41 +6781,46 @@
     </w:p>
     <w:p>
       <w:pPr>
-        <w:rPr>
-          <w:b/>
-          <w:kern w:val="0"/>
-          <w14:ligatures w14:val="none"/>
-        </w:rPr>
-      </w:pPr>
-      <w:r>
-        <w:rPr>
-          <w:b/>
-          <w:kern w:val="0"/>
-          <w14:ligatures w14:val="none"/>
-        </w:rPr>
-        <w:t>---------------------------------------------------------------------------------------------------------------</w:t>
-      </w:r>
-    </w:p>
-    <w:p>
-      <w:pPr>
-        <w:rPr>
-          <w:b/>
-          <w:kern w:val="0"/>
-          <w14:ligatures w14:val="none"/>
-        </w:rPr>
-      </w:pPr>
-      <w:r>
-        <w:rPr>
-          <w:b/>
-          <w:noProof/>
-          <w:kern w:val="0"/>
-          <w14:ligatures w14:val="none"/>
-        </w:rPr>
+        <w:spacing w:line="276" w:lineRule="auto"/>
+        <w:rPr>
+          <w:b/>
+          <w:kern w:val="0"/>
+          <w14:ligatures w14:val="none"/>
+        </w:rPr>
+      </w:pPr>
+    </w:p>
+    <w:p>
+      <w:pPr>
+        <w:spacing w:line="276" w:lineRule="auto"/>
+        <w:rPr>
+          <w:rFonts w:ascii="Times New Roman" w:hAnsi="Times New Roman" w:cs="Times New Roman"/>
+        </w:rPr>
+      </w:pPr>
+      <w:r>
+        <w:rPr>
+          <w:rFonts w:ascii="Times New Roman" w:hAnsi="Times New Roman" w:cs="Times New Roman"/>
+          <w:b/>
+        </w:rPr>
+        <w:t xml:space="preserve">Exact Match: </w:t>
+      </w:r>
+      <w:r>
+        <w:rPr>
+          <w:rFonts w:ascii="Times New Roman" w:hAnsi="Times New Roman" w:cs="Times New Roman"/>
+        </w:rPr>
+        <w:t>The same document text produced Exact Match with 100% similarity.</w:t>
+      </w:r>
+    </w:p>
+    <w:p>
+      <w:pPr>
+        <w:spacing w:line="276" w:lineRule="auto"/>
+      </w:pPr>
+      <w:r>
+        <w:lastRenderedPageBreak/>
         <w:drawing>
-          <wp:inline distT="0" distB="0" distL="0" distR="0" wp14:anchorId="3D9D9826" wp14:editId="740625F9">
-            <wp:extent cx="4678000" cy="3832362"/>
-            <wp:effectExtent l="0" t="0" r="8890" b="0"/>
-            <wp:docPr id="6" name="Picture 6"/>
+          <wp:inline distT="0" distB="0" distL="0" distR="0" wp14:anchorId="2D2C7382" wp14:editId="5F1A338B">
+            <wp:extent cx="5943600" cy="4337685"/>
+            <wp:effectExtent l="0" t="0" r="0" b="5715"/>
+            <wp:docPr id="7" name="Picture 7"/>
             <wp:cNvGraphicFramePr>
               <a:graphicFrameLocks xmlns:a="http://schemas.openxmlformats.org/drawingml/2006/main" noChangeAspect="1"/>
             </wp:cNvGraphicFramePr>
@@ -6761,7 +6840,7 @@
                   <pic:spPr>
                     <a:xfrm>
                       <a:off x="0" y="0"/>
-                      <a:ext cx="4690574" cy="3842663"/>
+                      <a:ext cx="5943600" cy="4337685"/>
                     </a:xfrm>
                     <a:prstGeom prst="rect">
                       <a:avLst/>
@@ -6776,7 +6855,324 @@
     </w:p>
     <w:p>
       <w:pPr>
-        <w:spacing w:before="160"/>
+        <w:spacing w:line="276" w:lineRule="auto"/>
+      </w:pPr>
+    </w:p>
+    <w:p>
+      <w:pPr>
+        <w:spacing w:line="276" w:lineRule="auto"/>
+        <w:rPr>
+          <w:rFonts w:ascii="Times New Roman" w:hAnsi="Times New Roman" w:cs="Times New Roman"/>
+        </w:rPr>
+      </w:pPr>
+      <w:r>
+        <w:rPr>
+          <w:rFonts w:ascii="Times New Roman" w:hAnsi="Times New Roman" w:cs="Times New Roman"/>
+          <w:b/>
+        </w:rPr>
+        <w:t xml:space="preserve">Reordered Words: </w:t>
+      </w:r>
+      <w:r>
+        <w:rPr>
+          <w:rFonts w:ascii="Times New Roman" w:hAnsi="Times New Roman" w:cs="Times New Roman"/>
+        </w:rPr>
+        <w:t>The reordered-word example produced Reordered Words with approximately 76.2% similarity. Evidence displayed shared keywords such as through, ball, mouse, played, garden, and chased.</w:t>
+      </w:r>
+    </w:p>
+    <w:p>
+      <w:pPr>
+        <w:spacing w:line="276" w:lineRule="auto"/>
+      </w:pPr>
+    </w:p>
+    <w:p>
+      <w:pPr>
+        <w:spacing w:line="276" w:lineRule="auto"/>
+        <w:rPr>
+          <w:b/>
+          <w:kern w:val="0"/>
+          <w14:ligatures w14:val="none"/>
+        </w:rPr>
+      </w:pPr>
+    </w:p>
+    <w:p>
+      <w:pPr>
+        <w:spacing w:line="276" w:lineRule="auto"/>
+        <w:rPr>
+          <w:b/>
+          <w:kern w:val="0"/>
+          <w14:ligatures w14:val="none"/>
+        </w:rPr>
+      </w:pPr>
+    </w:p>
+    <w:p>
+      <w:pPr>
+        <w:spacing w:line="276" w:lineRule="auto"/>
+        <w:rPr>
+          <w:b/>
+          <w:kern w:val="0"/>
+          <w14:ligatures w14:val="none"/>
+        </w:rPr>
+      </w:pPr>
+      <w:r>
+        <w:rPr>
+          <w:b/>
+          <w:kern w:val="0"/>
+          <w14:ligatures w14:val="none"/>
+        </w:rPr>
+        <w:lastRenderedPageBreak/>
+        <w:drawing>
+          <wp:inline distT="0" distB="0" distL="0" distR="0" wp14:anchorId="531C388B" wp14:editId="69DB7F72">
+            <wp:extent cx="5943600" cy="4423410"/>
+            <wp:effectExtent l="0" t="0" r="0" b="0"/>
+            <wp:docPr id="8" name="Picture 8"/>
+            <wp:cNvGraphicFramePr>
+              <a:graphicFrameLocks xmlns:a="http://schemas.openxmlformats.org/drawingml/2006/main" noChangeAspect="1"/>
+            </wp:cNvGraphicFramePr>
+            <a:graphic xmlns:a="http://schemas.openxmlformats.org/drawingml/2006/main">
+              <a:graphicData uri="http://schemas.openxmlformats.org/drawingml/2006/picture">
+                <pic:pic xmlns:pic="http://schemas.openxmlformats.org/drawingml/2006/picture">
+                  <pic:nvPicPr>
+                    <pic:cNvPr id="1" name=""/>
+                    <pic:cNvPicPr/>
+                  </pic:nvPicPr>
+                  <pic:blipFill>
+                    <a:blip r:embed="rId15"/>
+                    <a:stretch>
+                      <a:fillRect/>
+                    </a:stretch>
+                  </pic:blipFill>
+                  <pic:spPr>
+                    <a:xfrm>
+                      <a:off x="0" y="0"/>
+                      <a:ext cx="5943600" cy="4423410"/>
+                    </a:xfrm>
+                    <a:prstGeom prst="rect">
+                      <a:avLst/>
+                    </a:prstGeom>
+                  </pic:spPr>
+                </pic:pic>
+              </a:graphicData>
+            </a:graphic>
+          </wp:inline>
+        </w:drawing>
+      </w:r>
+    </w:p>
+    <w:p>
+      <w:pPr>
+        <w:spacing w:line="276" w:lineRule="auto"/>
+        <w:rPr>
+          <w:b/>
+          <w:kern w:val="0"/>
+          <w14:ligatures w14:val="none"/>
+        </w:rPr>
+      </w:pPr>
+    </w:p>
+    <w:p>
+      <w:pPr>
+        <w:spacing w:line="276" w:lineRule="auto"/>
+        <w:rPr>
+          <w:rFonts w:ascii="Times New Roman" w:hAnsi="Times New Roman" w:cs="Times New Roman"/>
+        </w:rPr>
+      </w:pPr>
+      <w:r>
+        <w:rPr>
+          <w:rFonts w:ascii="Times New Roman" w:hAnsi="Times New Roman" w:cs="Times New Roman"/>
+          <w:b/>
+        </w:rPr>
+        <w:t xml:space="preserve">Possible Paraphrase: </w:t>
+      </w:r>
+      <w:r>
+        <w:rPr>
+          <w:rFonts w:ascii="Times New Roman" w:hAnsi="Times New Roman" w:cs="Times New Roman"/>
+        </w:rPr>
+        <w:t>A synonym-based comparison produced Possible Paraphrase, confirming that the local synonym dictionary participates in classification.</w:t>
+      </w:r>
+    </w:p>
+    <w:p>
+      <w:pPr>
+        <w:spacing w:line="276" w:lineRule="auto"/>
+      </w:pPr>
+    </w:p>
+    <w:p>
+      <w:pPr>
+        <w:spacing w:line="276" w:lineRule="auto"/>
+      </w:pPr>
+      <w:r>
+        <w:lastRenderedPageBreak/>
+        <w:drawing>
+          <wp:inline distT="0" distB="0" distL="0" distR="0" wp14:anchorId="09B19C7D" wp14:editId="0B7F8581">
+            <wp:extent cx="5943600" cy="5160645"/>
+            <wp:effectExtent l="0" t="0" r="0" b="1905"/>
+            <wp:docPr id="10" name="Picture 10"/>
+            <wp:cNvGraphicFramePr>
+              <a:graphicFrameLocks xmlns:a="http://schemas.openxmlformats.org/drawingml/2006/main" noChangeAspect="1"/>
+            </wp:cNvGraphicFramePr>
+            <a:graphic xmlns:a="http://schemas.openxmlformats.org/drawingml/2006/main">
+              <a:graphicData uri="http://schemas.openxmlformats.org/drawingml/2006/picture">
+                <pic:pic xmlns:pic="http://schemas.openxmlformats.org/drawingml/2006/picture">
+                  <pic:nvPicPr>
+                    <pic:cNvPr id="1" name=""/>
+                    <pic:cNvPicPr/>
+                  </pic:nvPicPr>
+                  <pic:blipFill>
+                    <a:blip r:embed="rId16"/>
+                    <a:stretch>
+                      <a:fillRect/>
+                    </a:stretch>
+                  </pic:blipFill>
+                  <pic:spPr>
+                    <a:xfrm>
+                      <a:off x="0" y="0"/>
+                      <a:ext cx="5943600" cy="5160645"/>
+                    </a:xfrm>
+                    <a:prstGeom prst="rect">
+                      <a:avLst/>
+                    </a:prstGeom>
+                  </pic:spPr>
+                </pic:pic>
+              </a:graphicData>
+            </a:graphic>
+          </wp:inline>
+        </w:drawing>
+      </w:r>
+    </w:p>
+    <w:p>
+      <w:pPr>
+        <w:spacing w:line="276" w:lineRule="auto"/>
+      </w:pPr>
+    </w:p>
+    <w:p>
+      <w:pPr>
+        <w:spacing w:line="276" w:lineRule="auto"/>
+        <w:rPr>
+          <w:rFonts w:ascii="Times New Roman" w:hAnsi="Times New Roman" w:cs="Times New Roman"/>
+        </w:rPr>
+      </w:pPr>
+      <w:r>
+        <w:rPr>
+          <w:rFonts w:ascii="Times New Roman" w:hAnsi="Times New Roman" w:cs="Times New Roman"/>
+          <w:b/>
+        </w:rPr>
+        <w:t xml:space="preserve">Multiple References: </w:t>
+      </w:r>
+      <w:r>
+        <w:rPr>
+          <w:rFonts w:ascii="Times New Roman" w:hAnsi="Times New Roman" w:cs="Times New Roman"/>
+        </w:rPr>
+        <w:t>The browser accepted multiple reference files and displayed ranked results for each source.</w:t>
+      </w:r>
+    </w:p>
+    <w:p>
+      <w:pPr>
+        <w:spacing w:line="276" w:lineRule="auto"/>
+        <w:rPr>
+          <w:b/>
+          <w:kern w:val="0"/>
+          <w14:ligatures w14:val="none"/>
+        </w:rPr>
+      </w:pPr>
+      <w:r>
+        <w:rPr>
+          <w:b/>
+          <w:kern w:val="0"/>
+          <w14:ligatures w14:val="none"/>
+        </w:rPr>
+        <w:lastRenderedPageBreak/>
+        <w:drawing>
+          <wp:inline distT="0" distB="0" distL="0" distR="0" wp14:anchorId="7BAD4600" wp14:editId="20996913">
+            <wp:extent cx="5943600" cy="5070475"/>
+            <wp:effectExtent l="0" t="0" r="0" b="0"/>
+            <wp:docPr id="11" name="Picture 11"/>
+            <wp:cNvGraphicFramePr>
+              <a:graphicFrameLocks xmlns:a="http://schemas.openxmlformats.org/drawingml/2006/main" noChangeAspect="1"/>
+            </wp:cNvGraphicFramePr>
+            <a:graphic xmlns:a="http://schemas.openxmlformats.org/drawingml/2006/main">
+              <a:graphicData uri="http://schemas.openxmlformats.org/drawingml/2006/picture">
+                <pic:pic xmlns:pic="http://schemas.openxmlformats.org/drawingml/2006/picture">
+                  <pic:nvPicPr>
+                    <pic:cNvPr id="1" name=""/>
+                    <pic:cNvPicPr/>
+                  </pic:nvPicPr>
+                  <pic:blipFill>
+                    <a:blip r:embed="rId17"/>
+                    <a:stretch>
+                      <a:fillRect/>
+                    </a:stretch>
+                  </pic:blipFill>
+                  <pic:spPr>
+                    <a:xfrm>
+                      <a:off x="0" y="0"/>
+                      <a:ext cx="5943600" cy="5070475"/>
+                    </a:xfrm>
+                    <a:prstGeom prst="rect">
+                      <a:avLst/>
+                    </a:prstGeom>
+                  </pic:spPr>
+                </pic:pic>
+              </a:graphicData>
+            </a:graphic>
+          </wp:inline>
+        </w:drawing>
+      </w:r>
+    </w:p>
+    <w:p>
+      <w:pPr>
+        <w:spacing w:line="276" w:lineRule="auto"/>
+        <w:rPr>
+          <w:b/>
+          <w:kern w:val="0"/>
+          <w14:ligatures w14:val="none"/>
+        </w:rPr>
+      </w:pPr>
+    </w:p>
+    <w:p>
+      <w:pPr>
+        <w:spacing w:line="276" w:lineRule="auto"/>
+        <w:rPr>
+          <w:rFonts w:ascii="Times New Roman" w:hAnsi="Times New Roman" w:cs="Times New Roman"/>
+        </w:rPr>
+      </w:pPr>
+      <w:r>
+        <w:rPr>
+          <w:rFonts w:ascii="Times New Roman" w:hAnsi="Times New Roman" w:cs="Times New Roman"/>
+          <w:b/>
+        </w:rPr>
+        <w:t xml:space="preserve">File Formats: </w:t>
+      </w:r>
+      <w:r>
+        <w:rPr>
+          <w:rFonts w:ascii="Times New Roman" w:hAnsi="Times New Roman" w:cs="Times New Roman"/>
+        </w:rPr>
+        <w:t xml:space="preserve">TXT, PDF, and DOCX comparisons were successfully verified. Apache </w:t>
+      </w:r>
+      <w:proofErr w:type="spellStart"/>
+      <w:r>
+        <w:rPr>
+          <w:rFonts w:ascii="Times New Roman" w:hAnsi="Times New Roman" w:cs="Times New Roman"/>
+        </w:rPr>
+        <w:t>Tika</w:t>
+      </w:r>
+      <w:proofErr w:type="spellEnd"/>
+      <w:r>
+        <w:rPr>
+          <w:rFonts w:ascii="Times New Roman" w:hAnsi="Times New Roman" w:cs="Times New Roman"/>
+        </w:rPr>
+        <w:t xml:space="preserve"> extracted document text before it entered the DSA engine.</w:t>
+      </w:r>
+    </w:p>
+    <w:p>
+      <w:pPr>
+        <w:spacing w:line="276" w:lineRule="auto"/>
+        <w:rPr>
+          <w:b/>
+          <w:kern w:val="0"/>
+          <w14:ligatures w14:val="none"/>
+        </w:rPr>
+      </w:pPr>
+    </w:p>
+    <w:p>
+      <w:pPr>
+        <w:spacing w:before="160" w:line="276" w:lineRule="auto"/>
         <w:jc w:val="center"/>
         <w:rPr>
           <w:sz w:val="36"/>
@@ -6812,9 +7208,13 @@
     <w:p>
       <w:pPr>
         <w:spacing w:after="120" w:line="276" w:lineRule="auto"/>
-      </w:pPr>
-      <w:r>
-        <w:rPr>
+        <w:rPr>
+          <w:rFonts w:ascii="Times New Roman" w:hAnsi="Times New Roman" w:cs="Times New Roman"/>
+        </w:rPr>
+      </w:pPr>
+      <w:r>
+        <w:rPr>
+          <w:rFonts w:ascii="Times New Roman" w:hAnsi="Times New Roman" w:cs="Times New Roman"/>
           <w:b/>
         </w:rPr>
         <w:t>Conclusion</w:t>
@@ -6823,22 +7223,35 @@
     <w:p>
       <w:pPr>
         <w:spacing w:after="120" w:line="276" w:lineRule="auto"/>
-      </w:pPr>
-      <w:r>
+        <w:rPr>
+          <w:rFonts w:ascii="Times New Roman" w:hAnsi="Times New Roman" w:cs="Times New Roman"/>
+        </w:rPr>
+      </w:pPr>
+      <w:r>
+        <w:rPr>
+          <w:rFonts w:ascii="Times New Roman" w:hAnsi="Times New Roman" w:cs="Times New Roman"/>
+        </w:rPr>
         <w:t>The World-Level Plagiarism Checker successfully demonstrates the use of Data Structures and Algorithms in a practical document comparison application. The project combines custom data structures and established string/similarity algorithms with a Spring Boot web interface. It supports multiple reference documents, common document formats, similarity percentages, match classifications, evidence snippets, and input validation. Testing confirmed that exact, reordered, synonym-based, and low-overlap comparison scenarios can be handled by the implemented engine.</w:t>
       </w:r>
     </w:p>
     <w:p>
       <w:pPr>
         <w:spacing w:after="120" w:line="276" w:lineRule="auto"/>
+        <w:rPr>
+          <w:rFonts w:ascii="Times New Roman" w:hAnsi="Times New Roman" w:cs="Times New Roman"/>
+        </w:rPr>
       </w:pPr>
     </w:p>
     <w:p>
       <w:pPr>
         <w:spacing w:after="120" w:line="276" w:lineRule="auto"/>
-      </w:pPr>
-      <w:r>
-        <w:rPr>
+        <w:rPr>
+          <w:rFonts w:ascii="Times New Roman" w:hAnsi="Times New Roman" w:cs="Times New Roman"/>
+        </w:rPr>
+      </w:pPr>
+      <w:r>
+        <w:rPr>
+          <w:rFonts w:ascii="Times New Roman" w:hAnsi="Times New Roman" w:cs="Times New Roman"/>
           <w:b/>
         </w:rPr>
         <w:t>Future Scope</w:t>
@@ -6847,159 +7260,219 @@
     <w:p>
       <w:pPr>
         <w:spacing w:after="120" w:line="276" w:lineRule="auto"/>
-      </w:pPr>
-      <w:r>
+        <w:rPr>
+          <w:rFonts w:ascii="Times New Roman" w:hAnsi="Times New Roman" w:cs="Times New Roman"/>
+        </w:rPr>
+      </w:pPr>
+      <w:r>
+        <w:rPr>
+          <w:rFonts w:ascii="Times New Roman" w:hAnsi="Times New Roman" w:cs="Times New Roman"/>
+        </w:rPr>
         <w:t>• Add OCR support for scanned and image-only PDF documents.</w:t>
       </w:r>
     </w:p>
     <w:p>
       <w:pPr>
         <w:spacing w:after="120" w:line="276" w:lineRule="auto"/>
-      </w:pPr>
-      <w:r>
+        <w:rPr>
+          <w:rFonts w:ascii="Times New Roman" w:hAnsi="Times New Roman" w:cs="Times New Roman"/>
+        </w:rPr>
+      </w:pPr>
+      <w:r>
+        <w:rPr>
+          <w:rFonts w:ascii="Times New Roman" w:hAnsi="Times New Roman" w:cs="Times New Roman"/>
+        </w:rPr>
         <w:t>• Expand the synonym corpus and improve contextual paraphrase analysis.</w:t>
       </w:r>
     </w:p>
     <w:p>
       <w:pPr>
         <w:spacing w:after="120" w:line="276" w:lineRule="auto"/>
-      </w:pPr>
-      <w:r>
+        <w:rPr>
+          <w:rFonts w:ascii="Times New Roman" w:hAnsi="Times New Roman" w:cs="Times New Roman"/>
+        </w:rPr>
+      </w:pPr>
+      <w:r>
+        <w:rPr>
+          <w:rFonts w:ascii="Times New Roman" w:hAnsi="Times New Roman" w:cs="Times New Roman"/>
+        </w:rPr>
         <w:t>• Add sentence-level and passage-level highlighting.</w:t>
       </w:r>
     </w:p>
     <w:p>
       <w:pPr>
         <w:spacing w:after="120" w:line="276" w:lineRule="auto"/>
-      </w:pPr>
-      <w:r>
+        <w:rPr>
+          <w:rFonts w:ascii="Times New Roman" w:hAnsi="Times New Roman" w:cs="Times New Roman"/>
+        </w:rPr>
+      </w:pPr>
+      <w:r>
+        <w:rPr>
+          <w:rFonts w:ascii="Times New Roman" w:hAnsi="Times New Roman" w:cs="Times New Roman"/>
+        </w:rPr>
         <w:t>• Support additional document formats and larger documents.</w:t>
       </w:r>
     </w:p>
     <w:p>
       <w:pPr>
         <w:spacing w:after="120" w:line="276" w:lineRule="auto"/>
-      </w:pPr>
-      <w:r>
+        <w:rPr>
+          <w:rFonts w:ascii="Times New Roman" w:hAnsi="Times New Roman" w:cs="Times New Roman"/>
+        </w:rPr>
+      </w:pPr>
+      <w:r>
+        <w:rPr>
+          <w:rFonts w:ascii="Times New Roman" w:hAnsi="Times New Roman" w:cs="Times New Roman"/>
+        </w:rPr>
         <w:t>• Add persistent report storage and downloadable similarity reports.</w:t>
       </w:r>
     </w:p>
     <w:p>
       <w:pPr>
         <w:spacing w:after="120" w:line="276" w:lineRule="auto"/>
-      </w:pPr>
-      <w:r>
+        <w:rPr>
+          <w:rFonts w:ascii="Times New Roman" w:hAnsi="Times New Roman" w:cs="Times New Roman"/>
+        </w:rPr>
+      </w:pPr>
+      <w:r>
+        <w:rPr>
+          <w:rFonts w:ascii="Times New Roman" w:hAnsi="Times New Roman" w:cs="Times New Roman"/>
+        </w:rPr>
         <w:t>• Improve the frontend with charts and visual comparison of matched passages.</w:t>
       </w:r>
     </w:p>
     <w:p>
       <w:pPr>
         <w:spacing w:after="120" w:line="276" w:lineRule="auto"/>
-      </w:pPr>
-      <w:r>
+        <w:rPr>
+          <w:rFonts w:ascii="Times New Roman" w:hAnsi="Times New Roman" w:cs="Times New Roman"/>
+        </w:rPr>
+      </w:pPr>
+      <w:r>
+        <w:rPr>
+          <w:rFonts w:ascii="Times New Roman" w:hAnsi="Times New Roman" w:cs="Times New Roman"/>
+        </w:rPr>
         <w:t>• Introduce a larger local reference corpus for broader plagiarism detection.</w:t>
       </w:r>
     </w:p>
     <w:p>
       <w:pPr>
         <w:spacing w:after="120" w:line="276" w:lineRule="auto"/>
-      </w:pPr>
-      <w:r>
+        <w:rPr>
+          <w:rFonts w:ascii="Times New Roman" w:hAnsi="Times New Roman" w:cs="Times New Roman"/>
+        </w:rPr>
+      </w:pPr>
+      <w:r>
+        <w:rPr>
+          <w:rFonts w:ascii="Times New Roman" w:hAnsi="Times New Roman" w:cs="Times New Roman"/>
+        </w:rPr>
         <w:t>• Improve performance through indexing, caching, and optimized similarity operations.</w:t>
       </w:r>
     </w:p>
     <w:p>
       <w:pPr>
-        <w:rPr>
-          <w:b/>
-          <w:kern w:val="0"/>
-          <w14:ligatures w14:val="none"/>
-        </w:rPr>
-      </w:pPr>
-    </w:p>
-    <w:p>
-      <w:pPr>
-        <w:rPr>
-          <w:kern w:val="0"/>
-          <w14:ligatures w14:val="none"/>
-        </w:rPr>
-      </w:pPr>
-    </w:p>
-    <w:p>
-      <w:pPr>
-        <w:rPr>
-          <w:kern w:val="0"/>
-          <w14:ligatures w14:val="none"/>
-        </w:rPr>
-      </w:pPr>
-    </w:p>
-    <w:p>
-      <w:pPr>
-        <w:rPr>
-          <w:kern w:val="0"/>
-          <w14:ligatures w14:val="none"/>
-        </w:rPr>
-      </w:pPr>
-    </w:p>
-    <w:p>
-      <w:pPr>
-        <w:rPr>
-          <w:kern w:val="0"/>
-          <w14:ligatures w14:val="none"/>
-        </w:rPr>
-      </w:pPr>
-    </w:p>
-    <w:p>
-      <w:pPr>
-        <w:rPr>
-          <w:kern w:val="0"/>
-          <w14:ligatures w14:val="none"/>
-        </w:rPr>
-      </w:pPr>
-    </w:p>
-    <w:p>
-      <w:pPr>
-        <w:rPr>
-          <w:kern w:val="0"/>
-          <w14:ligatures w14:val="none"/>
-        </w:rPr>
-      </w:pPr>
-    </w:p>
-    <w:p>
-      <w:pPr>
-        <w:rPr>
-          <w:kern w:val="0"/>
-          <w14:ligatures w14:val="none"/>
-        </w:rPr>
-      </w:pPr>
-    </w:p>
-    <w:p>
-      <w:pPr>
-        <w:rPr>
-          <w:kern w:val="0"/>
-          <w14:ligatures w14:val="none"/>
-        </w:rPr>
-      </w:pPr>
-    </w:p>
-    <w:p>
-      <w:pPr>
-        <w:rPr>
-          <w:kern w:val="0"/>
-          <w14:ligatures w14:val="none"/>
-        </w:rPr>
-      </w:pPr>
-    </w:p>
-    <w:p>
-      <w:pPr>
-        <w:rPr>
-          <w:kern w:val="0"/>
-          <w14:ligatures w14:val="none"/>
-        </w:rPr>
-      </w:pPr>
-    </w:p>
-    <w:p>
-      <w:pPr>
-        <w:spacing w:before="160"/>
+        <w:spacing w:line="276" w:lineRule="auto"/>
+        <w:rPr>
+          <w:rFonts w:ascii="Times New Roman" w:hAnsi="Times New Roman" w:cs="Times New Roman"/>
+          <w:b/>
+          <w:kern w:val="0"/>
+          <w14:ligatures w14:val="none"/>
+        </w:rPr>
+      </w:pPr>
+    </w:p>
+    <w:p>
+      <w:pPr>
+        <w:spacing w:line="276" w:lineRule="auto"/>
+        <w:rPr>
+          <w:kern w:val="0"/>
+          <w14:ligatures w14:val="none"/>
+        </w:rPr>
+      </w:pPr>
+    </w:p>
+    <w:p>
+      <w:pPr>
+        <w:spacing w:line="276" w:lineRule="auto"/>
+        <w:rPr>
+          <w:kern w:val="0"/>
+          <w14:ligatures w14:val="none"/>
+        </w:rPr>
+      </w:pPr>
+    </w:p>
+    <w:p>
+      <w:pPr>
+        <w:spacing w:line="276" w:lineRule="auto"/>
+        <w:rPr>
+          <w:kern w:val="0"/>
+          <w14:ligatures w14:val="none"/>
+        </w:rPr>
+      </w:pPr>
+    </w:p>
+    <w:p>
+      <w:pPr>
+        <w:spacing w:line="276" w:lineRule="auto"/>
+        <w:rPr>
+          <w:kern w:val="0"/>
+          <w14:ligatures w14:val="none"/>
+        </w:rPr>
+      </w:pPr>
+    </w:p>
+    <w:p>
+      <w:pPr>
+        <w:spacing w:line="276" w:lineRule="auto"/>
+        <w:rPr>
+          <w:kern w:val="0"/>
+          <w14:ligatures w14:val="none"/>
+        </w:rPr>
+      </w:pPr>
+    </w:p>
+    <w:p>
+      <w:pPr>
+        <w:spacing w:line="276" w:lineRule="auto"/>
+        <w:rPr>
+          <w:kern w:val="0"/>
+          <w14:ligatures w14:val="none"/>
+        </w:rPr>
+      </w:pPr>
+    </w:p>
+    <w:p>
+      <w:pPr>
+        <w:spacing w:line="276" w:lineRule="auto"/>
+        <w:rPr>
+          <w:kern w:val="0"/>
+          <w14:ligatures w14:val="none"/>
+        </w:rPr>
+      </w:pPr>
+    </w:p>
+    <w:p>
+      <w:pPr>
+        <w:spacing w:line="276" w:lineRule="auto"/>
+        <w:rPr>
+          <w:kern w:val="0"/>
+          <w14:ligatures w14:val="none"/>
+        </w:rPr>
+      </w:pPr>
+    </w:p>
+    <w:p>
+      <w:pPr>
+        <w:spacing w:line="276" w:lineRule="auto"/>
+        <w:rPr>
+          <w:kern w:val="0"/>
+          <w14:ligatures w14:val="none"/>
+        </w:rPr>
+      </w:pPr>
+    </w:p>
+    <w:p>
+      <w:pPr>
+        <w:spacing w:line="276" w:lineRule="auto"/>
+        <w:rPr>
+          <w:kern w:val="0"/>
+          <w14:ligatures w14:val="none"/>
+        </w:rPr>
+      </w:pPr>
+    </w:p>
+    <w:p>
+      <w:pPr>
+        <w:spacing w:before="160" w:line="276" w:lineRule="auto"/>
         <w:jc w:val="center"/>
         <w:rPr>
           <w:sz w:val="36"/>
@@ -7024,112 +7497,196 @@
     <w:p>
       <w:pPr>
         <w:spacing w:after="120" w:line="276" w:lineRule="auto"/>
-      </w:pPr>
-      <w:r>
+        <w:rPr>
+          <w:rFonts w:ascii="Times New Roman" w:hAnsi="Times New Roman" w:cs="Times New Roman"/>
+        </w:rPr>
+      </w:pPr>
+      <w:r>
+        <w:rPr>
+          <w:rFonts w:ascii="Times New Roman" w:hAnsi="Times New Roman" w:cs="Times New Roman"/>
+        </w:rPr>
         <w:t>1. Turnitin — https://www.turnitin.com/</w:t>
       </w:r>
     </w:p>
     <w:p>
       <w:pPr>
         <w:spacing w:after="120" w:line="276" w:lineRule="auto"/>
-      </w:pPr>
-      <w:r>
+        <w:rPr>
+          <w:rFonts w:ascii="Times New Roman" w:hAnsi="Times New Roman" w:cs="Times New Roman"/>
+        </w:rPr>
+      </w:pPr>
+      <w:r>
+        <w:rPr>
+          <w:rFonts w:ascii="Times New Roman" w:hAnsi="Times New Roman" w:cs="Times New Roman"/>
+        </w:rPr>
         <w:t>2. Grammarly Plagiarism Checker — https://support.grammarly.com/hc/en-us/articles/115000091452-Plagiarism-Checker-user-guide</w:t>
       </w:r>
     </w:p>
     <w:p>
       <w:pPr>
         <w:spacing w:after="120" w:line="276" w:lineRule="auto"/>
-      </w:pPr>
-      <w:r>
+        <w:rPr>
+          <w:rFonts w:ascii="Times New Roman" w:hAnsi="Times New Roman" w:cs="Times New Roman"/>
+        </w:rPr>
+      </w:pPr>
+      <w:r>
+        <w:rPr>
+          <w:rFonts w:ascii="Times New Roman" w:hAnsi="Times New Roman" w:cs="Times New Roman"/>
+        </w:rPr>
         <w:t xml:space="preserve">3. </w:t>
       </w:r>
       <w:proofErr w:type="spellStart"/>
       <w:r>
+        <w:rPr>
+          <w:rFonts w:ascii="Times New Roman" w:hAnsi="Times New Roman" w:cs="Times New Roman"/>
+        </w:rPr>
         <w:t>Quetext</w:t>
       </w:r>
       <w:proofErr w:type="spellEnd"/>
       <w:r>
+        <w:rPr>
+          <w:rFonts w:ascii="Times New Roman" w:hAnsi="Times New Roman" w:cs="Times New Roman"/>
+        </w:rPr>
         <w:t xml:space="preserve"> Plagiarism Checker — https://www.quetext.com/plagiarism-checker</w:t>
       </w:r>
     </w:p>
     <w:p>
       <w:pPr>
         <w:spacing w:after="120" w:line="276" w:lineRule="auto"/>
-      </w:pPr>
-      <w:r>
+        <w:rPr>
+          <w:rFonts w:ascii="Times New Roman" w:hAnsi="Times New Roman" w:cs="Times New Roman"/>
+        </w:rPr>
+      </w:pPr>
+      <w:r>
+        <w:rPr>
+          <w:rFonts w:ascii="Times New Roman" w:hAnsi="Times New Roman" w:cs="Times New Roman"/>
+        </w:rPr>
         <w:t xml:space="preserve">4. </w:t>
       </w:r>
       <w:proofErr w:type="spellStart"/>
       <w:r>
+        <w:rPr>
+          <w:rFonts w:ascii="Times New Roman" w:hAnsi="Times New Roman" w:cs="Times New Roman"/>
+        </w:rPr>
         <w:t>Scribbr</w:t>
       </w:r>
       <w:proofErr w:type="spellEnd"/>
       <w:r>
+        <w:rPr>
+          <w:rFonts w:ascii="Times New Roman" w:hAnsi="Times New Roman" w:cs="Times New Roman"/>
+        </w:rPr>
         <w:t xml:space="preserve"> Plagiarism Checker — https://www.scribbr.com/plagiarism-checker/</w:t>
       </w:r>
     </w:p>
     <w:p>
       <w:pPr>
         <w:spacing w:after="120" w:line="276" w:lineRule="auto"/>
-      </w:pPr>
-      <w:r>
+        <w:rPr>
+          <w:rFonts w:ascii="Times New Roman" w:hAnsi="Times New Roman" w:cs="Times New Roman"/>
+        </w:rPr>
+      </w:pPr>
+      <w:r>
+        <w:rPr>
+          <w:rFonts w:ascii="Times New Roman" w:hAnsi="Times New Roman" w:cs="Times New Roman"/>
+        </w:rPr>
         <w:t xml:space="preserve">5. </w:t>
       </w:r>
       <w:proofErr w:type="spellStart"/>
       <w:r>
+        <w:rPr>
+          <w:rFonts w:ascii="Times New Roman" w:hAnsi="Times New Roman" w:cs="Times New Roman"/>
+        </w:rPr>
         <w:t>Scribbr</w:t>
       </w:r>
       <w:proofErr w:type="spellEnd"/>
       <w:r>
+        <w:rPr>
+          <w:rFonts w:ascii="Times New Roman" w:hAnsi="Times New Roman" w:cs="Times New Roman"/>
+        </w:rPr>
         <w:t xml:space="preserve"> Plagiarism Check guide — https://help.scribbr.com/hc/en-us/articles/39232872423319-How-does-the-Scribbr-Plagiarism-Check-work</w:t>
       </w:r>
     </w:p>
     <w:p>
       <w:pPr>
         <w:spacing w:after="120" w:line="276" w:lineRule="auto"/>
-      </w:pPr>
-      <w:r>
+        <w:rPr>
+          <w:rFonts w:ascii="Times New Roman" w:hAnsi="Times New Roman" w:cs="Times New Roman"/>
+        </w:rPr>
+      </w:pPr>
+      <w:r>
+        <w:rPr>
+          <w:rFonts w:ascii="Times New Roman" w:hAnsi="Times New Roman" w:cs="Times New Roman"/>
+        </w:rPr>
         <w:t xml:space="preserve">6. </w:t>
       </w:r>
       <w:proofErr w:type="spellStart"/>
       <w:r>
+        <w:rPr>
+          <w:rFonts w:ascii="Times New Roman" w:hAnsi="Times New Roman" w:cs="Times New Roman"/>
+        </w:rPr>
         <w:t>Copyleaks</w:t>
       </w:r>
       <w:proofErr w:type="spellEnd"/>
       <w:r>
+        <w:rPr>
+          <w:rFonts w:ascii="Times New Roman" w:hAnsi="Times New Roman" w:cs="Times New Roman"/>
+        </w:rPr>
         <w:t xml:space="preserve"> Plagiarism Checker API — https://docs.copyleaks.com/concepts/products/plagiarism-checker-api</w:t>
       </w:r>
     </w:p>
     <w:p>
       <w:pPr>
         <w:spacing w:after="120" w:line="276" w:lineRule="auto"/>
-      </w:pPr>
-      <w:r>
+        <w:rPr>
+          <w:rFonts w:ascii="Times New Roman" w:hAnsi="Times New Roman" w:cs="Times New Roman"/>
+        </w:rPr>
+      </w:pPr>
+      <w:r>
+        <w:rPr>
+          <w:rFonts w:ascii="Times New Roman" w:hAnsi="Times New Roman" w:cs="Times New Roman"/>
+        </w:rPr>
         <w:t xml:space="preserve">7. </w:t>
       </w:r>
       <w:proofErr w:type="spellStart"/>
       <w:r>
+        <w:rPr>
+          <w:rFonts w:ascii="Times New Roman" w:hAnsi="Times New Roman" w:cs="Times New Roman"/>
+        </w:rPr>
         <w:t>Copyleaks</w:t>
       </w:r>
       <w:proofErr w:type="spellEnd"/>
       <w:r>
+        <w:rPr>
+          <w:rFonts w:ascii="Times New Roman" w:hAnsi="Times New Roman" w:cs="Times New Roman"/>
+        </w:rPr>
         <w:t xml:space="preserve"> Detect Plagiarism in Text — https://docs.copyleaks.com/guides/authenticity/detect-plagiarism-text/</w:t>
       </w:r>
     </w:p>
     <w:p>
       <w:pPr>
         <w:spacing w:after="120" w:line="276" w:lineRule="auto"/>
-      </w:pPr>
-      <w:r>
+        <w:rPr>
+          <w:rFonts w:ascii="Times New Roman" w:hAnsi="Times New Roman" w:cs="Times New Roman"/>
+        </w:rPr>
+      </w:pPr>
+      <w:r>
+        <w:rPr>
+          <w:rFonts w:ascii="Times New Roman" w:hAnsi="Times New Roman" w:cs="Times New Roman"/>
+        </w:rPr>
         <w:t xml:space="preserve">8. Apache </w:t>
       </w:r>
       <w:proofErr w:type="spellStart"/>
       <w:r>
+        <w:rPr>
+          <w:rFonts w:ascii="Times New Roman" w:hAnsi="Times New Roman" w:cs="Times New Roman"/>
+        </w:rPr>
         <w:t>Tika</w:t>
       </w:r>
       <w:proofErr w:type="spellEnd"/>
       <w:r>
+        <w:rPr>
+          <w:rFonts w:ascii="Times New Roman" w:hAnsi="Times New Roman" w:cs="Times New Roman"/>
+        </w:rPr>
         <w:t xml:space="preserve"> Project Information — https://tika.apache.org/project-info.html</w:t>
       </w:r>
     </w:p>
@@ -7138,35 +7695,47 @@
         <w:spacing w:after="120" w:line="276" w:lineRule="auto"/>
       </w:pPr>
       <w:r>
+        <w:rPr>
+          <w:rFonts w:ascii="Times New Roman" w:hAnsi="Times New Roman" w:cs="Times New Roman"/>
+        </w:rPr>
         <w:t xml:space="preserve">9. Apache </w:t>
       </w:r>
       <w:proofErr w:type="spellStart"/>
       <w:r>
+        <w:rPr>
+          <w:rFonts w:ascii="Times New Roman" w:hAnsi="Times New Roman" w:cs="Times New Roman"/>
+        </w:rPr>
         <w:t>Tika</w:t>
       </w:r>
       <w:proofErr w:type="spellEnd"/>
       <w:r>
+        <w:rPr>
+          <w:rFonts w:ascii="Times New Roman" w:hAnsi="Times New Roman" w:cs="Times New Roman"/>
+        </w:rPr>
         <w:t xml:space="preserve"> Download — https://tika.apache.org/download.html</w:t>
       </w:r>
     </w:p>
     <w:p>
       <w:pPr>
-        <w:rPr>
-          <w:kern w:val="0"/>
-          <w14:ligatures w14:val="none"/>
-        </w:rPr>
-      </w:pPr>
-    </w:p>
-    <w:p>
-      <w:pPr>
-        <w:rPr>
-          <w:kern w:val="0"/>
-          <w14:ligatures w14:val="none"/>
-        </w:rPr>
-      </w:pPr>
-    </w:p>
-    <w:p>
-      <w:pPr>
+        <w:spacing w:line="276" w:lineRule="auto"/>
+        <w:rPr>
+          <w:kern w:val="0"/>
+          <w14:ligatures w14:val="none"/>
+        </w:rPr>
+      </w:pPr>
+    </w:p>
+    <w:p>
+      <w:pPr>
+        <w:spacing w:line="276" w:lineRule="auto"/>
+        <w:rPr>
+          <w:kern w:val="0"/>
+          <w14:ligatures w14:val="none"/>
+        </w:rPr>
+      </w:pPr>
+    </w:p>
+    <w:p>
+      <w:pPr>
+        <w:spacing w:line="276" w:lineRule="auto"/>
         <w:jc w:val="center"/>
         <w:rPr>
           <w:rFonts w:ascii="Times New Roman" w:hAnsi="Times New Roman" w:cs="Times New Roman"/>
@@ -7179,6 +7748,7 @@
     </w:p>
     <w:p>
       <w:pPr>
+        <w:spacing w:line="276" w:lineRule="auto"/>
         <w:jc w:val="center"/>
         <w:rPr>
           <w:rFonts w:ascii="Times New Roman" w:hAnsi="Times New Roman" w:cs="Times New Roman"/>
@@ -7191,6 +7761,7 @@
     </w:p>
     <w:p>
       <w:pPr>
+        <w:spacing w:line="276" w:lineRule="auto"/>
         <w:jc w:val="center"/>
         <w:rPr>
           <w:rFonts w:ascii="Times New Roman" w:hAnsi="Times New Roman" w:cs="Times New Roman"/>
@@ -7203,6 +7774,7 @@
     </w:p>
     <w:p>
       <w:pPr>
+        <w:spacing w:line="276" w:lineRule="auto"/>
         <w:jc w:val="center"/>
         <w:rPr>
           <w:rFonts w:ascii="Times New Roman" w:hAnsi="Times New Roman" w:cs="Times New Roman"/>
@@ -7215,6 +7787,7 @@
     </w:p>
     <w:p>
       <w:pPr>
+        <w:spacing w:line="276" w:lineRule="auto"/>
         <w:jc w:val="center"/>
         <w:rPr>
           <w:rFonts w:ascii="Times New Roman" w:hAnsi="Times New Roman" w:cs="Times New Roman"/>
@@ -7227,6 +7800,7 @@
     </w:p>
     <w:p>
       <w:pPr>
+        <w:spacing w:line="276" w:lineRule="auto"/>
         <w:jc w:val="center"/>
         <w:rPr>
           <w:rFonts w:ascii="Times New Roman" w:hAnsi="Times New Roman" w:cs="Times New Roman"/>
@@ -7281,7 +7855,7 @@
       </w:pPr>
     </w:p>
     <w:sectPr>
-      <w:footerReference w:type="default" r:id="rId15"/>
+      <w:footerReference w:type="default" r:id="rId18"/>
       <w:pgSz w:w="12240" w:h="15840"/>
       <w:pgMar w:top="1440" w:right="1440" w:bottom="1440" w:left="1440" w:header="720" w:footer="720" w:gutter="0"/>
       <w:cols w:space="720"/>
@@ -11043,6 +11617,155 @@
     </w:lvl>
   </w:abstractNum>
   <w:abstractNum w:abstractNumId="28" w15:restartNumberingAfterBreak="0">
+    <w:nsid w:val="69941645"/>
+    <w:multiLevelType w:val="multilevel"/>
+    <w:tmpl w:val="2B3A9AC2"/>
+    <w:lvl w:ilvl="0">
+      <w:start w:val="1"/>
+      <w:numFmt w:val="bullet"/>
+      <w:lvlText w:val=""/>
+      <w:lvlJc w:val="left"/>
+      <w:pPr>
+        <w:tabs>
+          <w:tab w:val="num" w:pos="720"/>
+        </w:tabs>
+        <w:ind w:left="720" w:hanging="360"/>
+      </w:pPr>
+      <w:rPr>
+        <w:rFonts w:ascii="Symbol" w:hAnsi="Symbol" w:hint="default"/>
+        <w:sz w:val="20"/>
+      </w:rPr>
+    </w:lvl>
+    <w:lvl w:ilvl="1" w:tentative="1">
+      <w:start w:val="1"/>
+      <w:numFmt w:val="bullet"/>
+      <w:lvlText w:val="o"/>
+      <w:lvlJc w:val="left"/>
+      <w:pPr>
+        <w:tabs>
+          <w:tab w:val="num" w:pos="1440"/>
+        </w:tabs>
+        <w:ind w:left="1440" w:hanging="360"/>
+      </w:pPr>
+      <w:rPr>
+        <w:rFonts w:ascii="Courier New" w:hAnsi="Courier New" w:hint="default"/>
+        <w:sz w:val="20"/>
+      </w:rPr>
+    </w:lvl>
+    <w:lvl w:ilvl="2" w:tentative="1">
+      <w:start w:val="1"/>
+      <w:numFmt w:val="bullet"/>
+      <w:lvlText w:val=""/>
+      <w:lvlJc w:val="left"/>
+      <w:pPr>
+        <w:tabs>
+          <w:tab w:val="num" w:pos="2160"/>
+        </w:tabs>
+        <w:ind w:left="2160" w:hanging="360"/>
+      </w:pPr>
+      <w:rPr>
+        <w:rFonts w:ascii="Wingdings" w:hAnsi="Wingdings" w:hint="default"/>
+        <w:sz w:val="20"/>
+      </w:rPr>
+    </w:lvl>
+    <w:lvl w:ilvl="3" w:tentative="1">
+      <w:start w:val="1"/>
+      <w:numFmt w:val="bullet"/>
+      <w:lvlText w:val=""/>
+      <w:lvlJc w:val="left"/>
+      <w:pPr>
+        <w:tabs>
+          <w:tab w:val="num" w:pos="2880"/>
+        </w:tabs>
+        <w:ind w:left="2880" w:hanging="360"/>
+      </w:pPr>
+      <w:rPr>
+        <w:rFonts w:ascii="Wingdings" w:hAnsi="Wingdings" w:hint="default"/>
+        <w:sz w:val="20"/>
+      </w:rPr>
+    </w:lvl>
+    <w:lvl w:ilvl="4" w:tentative="1">
+      <w:start w:val="1"/>
+      <w:numFmt w:val="bullet"/>
+      <w:lvlText w:val=""/>
+      <w:lvlJc w:val="left"/>
+      <w:pPr>
+        <w:tabs>
+          <w:tab w:val="num" w:pos="3600"/>
+        </w:tabs>
+        <w:ind w:left="3600" w:hanging="360"/>
+      </w:pPr>
+      <w:rPr>
+        <w:rFonts w:ascii="Wingdings" w:hAnsi="Wingdings" w:hint="default"/>
+        <w:sz w:val="20"/>
+      </w:rPr>
+    </w:lvl>
+    <w:lvl w:ilvl="5" w:tentative="1">
+      <w:start w:val="1"/>
+      <w:numFmt w:val="bullet"/>
+      <w:lvlText w:val=""/>
+      <w:lvlJc w:val="left"/>
+      <w:pPr>
+        <w:tabs>
+          <w:tab w:val="num" w:pos="4320"/>
+        </w:tabs>
+        <w:ind w:left="4320" w:hanging="360"/>
+      </w:pPr>
+      <w:rPr>
+        <w:rFonts w:ascii="Wingdings" w:hAnsi="Wingdings" w:hint="default"/>
+        <w:sz w:val="20"/>
+      </w:rPr>
+    </w:lvl>
+    <w:lvl w:ilvl="6" w:tentative="1">
+      <w:start w:val="1"/>
+      <w:numFmt w:val="bullet"/>
+      <w:lvlText w:val=""/>
+      <w:lvlJc w:val="left"/>
+      <w:pPr>
+        <w:tabs>
+          <w:tab w:val="num" w:pos="5040"/>
+        </w:tabs>
+        <w:ind w:left="5040" w:hanging="360"/>
+      </w:pPr>
+      <w:rPr>
+        <w:rFonts w:ascii="Wingdings" w:hAnsi="Wingdings" w:hint="default"/>
+        <w:sz w:val="20"/>
+      </w:rPr>
+    </w:lvl>
+    <w:lvl w:ilvl="7" w:tentative="1">
+      <w:start w:val="1"/>
+      <w:numFmt w:val="bullet"/>
+      <w:lvlText w:val=""/>
+      <w:lvlJc w:val="left"/>
+      <w:pPr>
+        <w:tabs>
+          <w:tab w:val="num" w:pos="5760"/>
+        </w:tabs>
+        <w:ind w:left="5760" w:hanging="360"/>
+      </w:pPr>
+      <w:rPr>
+        <w:rFonts w:ascii="Wingdings" w:hAnsi="Wingdings" w:hint="default"/>
+        <w:sz w:val="20"/>
+      </w:rPr>
+    </w:lvl>
+    <w:lvl w:ilvl="8" w:tentative="1">
+      <w:start w:val="1"/>
+      <w:numFmt w:val="bullet"/>
+      <w:lvlText w:val=""/>
+      <w:lvlJc w:val="left"/>
+      <w:pPr>
+        <w:tabs>
+          <w:tab w:val="num" w:pos="6480"/>
+        </w:tabs>
+        <w:ind w:left="6480" w:hanging="360"/>
+      </w:pPr>
+      <w:rPr>
+        <w:rFonts w:ascii="Wingdings" w:hAnsi="Wingdings" w:hint="default"/>
+        <w:sz w:val="20"/>
+      </w:rPr>
+    </w:lvl>
+  </w:abstractNum>
+  <w:abstractNum w:abstractNumId="29" w15:restartNumberingAfterBreak="0">
     <w:nsid w:val="729E554B"/>
     <w:multiLevelType w:val="multilevel"/>
     <w:tmpl w:val="C8AC1B62"/>
@@ -11191,7 +11914,7 @@
       </w:rPr>
     </w:lvl>
   </w:abstractNum>
-  <w:abstractNum w:abstractNumId="29" w15:restartNumberingAfterBreak="0">
+  <w:abstractNum w:abstractNumId="30" w15:restartNumberingAfterBreak="0">
     <w:nsid w:val="73667107"/>
     <w:multiLevelType w:val="multilevel"/>
     <w:tmpl w:val="D660AAA6"/>
@@ -11340,7 +12063,7 @@
       </w:rPr>
     </w:lvl>
   </w:abstractNum>
-  <w:abstractNum w:abstractNumId="30" w15:restartNumberingAfterBreak="0">
+  <w:abstractNum w:abstractNumId="31" w15:restartNumberingAfterBreak="0">
     <w:nsid w:val="76F84F75"/>
     <w:multiLevelType w:val="hybridMultilevel"/>
     <w:tmpl w:val="7696D272"/>
@@ -11430,7 +12153,7 @@
       </w:pPr>
     </w:lvl>
   </w:abstractNum>
-  <w:abstractNum w:abstractNumId="31" w15:restartNumberingAfterBreak="0">
+  <w:abstractNum w:abstractNumId="32" w15:restartNumberingAfterBreak="0">
     <w:nsid w:val="7B7B6794"/>
     <w:multiLevelType w:val="multilevel"/>
     <w:tmpl w:val="AD2293EA"/>
@@ -11579,7 +12302,7 @@
       </w:rPr>
     </w:lvl>
   </w:abstractNum>
-  <w:abstractNum w:abstractNumId="32" w15:restartNumberingAfterBreak="0">
+  <w:abstractNum w:abstractNumId="33" w15:restartNumberingAfterBreak="0">
     <w:nsid w:val="7CB32F7E"/>
     <w:multiLevelType w:val="multilevel"/>
     <w:tmpl w:val="843C8EBA"/>
@@ -11728,7 +12451,7 @@
       </w:rPr>
     </w:lvl>
   </w:abstractNum>
-  <w:abstractNum w:abstractNumId="33" w15:restartNumberingAfterBreak="0">
+  <w:abstractNum w:abstractNumId="34" w15:restartNumberingAfterBreak="0">
     <w:nsid w:val="7E7A5994"/>
     <w:multiLevelType w:val="multilevel"/>
     <w:tmpl w:val="AE104216"/>
@@ -11874,7 +12597,7 @@
     </w:lvl>
   </w:abstractNum>
   <w:num w:numId="1">
-    <w:abstractNumId w:val="29"/>
+    <w:abstractNumId w:val="30"/>
   </w:num>
   <w:num w:numId="2">
     <w:abstractNumId w:val="20"/>
@@ -11883,7 +12606,7 @@
     <w:abstractNumId w:val="15"/>
   </w:num>
   <w:num w:numId="4">
-    <w:abstractNumId w:val="31"/>
+    <w:abstractNumId w:val="32"/>
   </w:num>
   <w:num w:numId="5">
     <w:abstractNumId w:val="7"/>
@@ -11925,7 +12648,7 @@
     <w:abstractNumId w:val="8"/>
   </w:num>
   <w:num w:numId="9">
-    <w:abstractNumId w:val="33"/>
+    <w:abstractNumId w:val="34"/>
   </w:num>
   <w:num w:numId="10">
     <w:abstractNumId w:val="2"/>
@@ -11946,10 +12669,10 @@
     <w:abstractNumId w:val="17"/>
   </w:num>
   <w:num w:numId="16">
-    <w:abstractNumId w:val="28"/>
+    <w:abstractNumId w:val="29"/>
   </w:num>
   <w:num w:numId="17">
-    <w:abstractNumId w:val="32"/>
+    <w:abstractNumId w:val="33"/>
   </w:num>
   <w:num w:numId="18">
     <w:abstractNumId w:val="5"/>
@@ -12003,7 +12726,10 @@
     <w:abstractNumId w:val="1"/>
   </w:num>
   <w:num w:numId="35">
-    <w:abstractNumId w:val="30"/>
+    <w:abstractNumId w:val="31"/>
+  </w:num>
+  <w:num w:numId="36">
+    <w:abstractNumId w:val="28"/>
   </w:num>
 </w:numbering>
 </file>
@@ -13304,7 +14030,7 @@
 </file>
 
 <file path=customXml/itemProps1.xml><?xml version="1.0" encoding="utf-8"?>
-<ds:datastoreItem xmlns:ds="http://schemas.openxmlformats.org/officeDocument/2006/customXml" ds:itemID="{EE59B44B-D714-4836-95FC-C2775BD9BB58}">
+<ds:datastoreItem xmlns:ds="http://schemas.openxmlformats.org/officeDocument/2006/customXml" ds:itemID="{924A4402-05E0-4DCF-9E19-4EDE2178FE84}">
   <ds:schemaRefs>
     <ds:schemaRef ds:uri="http://schemas.openxmlformats.org/officeDocument/2006/bibliography"/>
   </ds:schemaRefs>
